--- a/Diplomarbeit/5_Schreiben/Ueberarbeitet_und_kontrolliert_sollte_vielleicht_gekuerzt_werden/4.5_Batterietechnologien_im_Vergleich.docx
+++ b/Diplomarbeit/5_Schreiben/Ueberarbeitet_und_kontrolliert_sollte_vielleicht_gekuerzt_werden/4.5_Batterietechnologien_im_Vergleich.docx
@@ -586,7 +586,7 @@
         <w:rPr>
           <w:rFonts w:cs="Arial"/>
         </w:rPr>
-        <w:instrText xml:space="preserve"> ADDIN ZOTERO_ITEM CSL_CITATION {"citationID":"Ezjmnqw7","properties":{"formattedCitation":"[13], [14]","plainCitation":"[13], [14]","noteIndex":0},"citationItems":[{"id":39,"uris":["http://zotero.org/groups/6046789/items/GFXVEUE2"],"itemData":{"id":39,"type":"webpage","abstract":"In diesem Beitrag geht es um die Unterschiede sowie die Vor- und Nachteile von AGM-, Gel- und LiFePO4-Batterien.","container-title":"Batterietechnologien: Unterschiede und welche ist die richtige für mi","language":"de","title":"Batterietechnologien: Unterschiede und welche ist die richtige für mi","title-short":"Batterietechnologien","URL":"https://www.ective.de/blog/batterietechnologien-unterschiede-und-die-richtige-fuer-mich","accessed":{"date-parts":[["2026",2,17]]}},"label":"page"},{"id":40,"uris":["http://zotero.org/groups/6046789/items/E6HEMQYX"],"itemData":{"id":40,"type":"webpage","abstract":"Sie suchen eine Batterie für das Boot oder den Wohnwagen? AGM oder Lithium?","language":"de","title":"2.1 AGM vs. Lithium - Was ist besser?","URL":"http://greenboatsolutions.de/ratgeber/agm-vs-lithium?srsltid=AfmBOoq4MEVKskN6v5GYbOgMlML4Zs3DHCf-YTXt-HHQTaIWApUYtA6a","accessed":{"date-parts":[["2026",2,17]]}},"label":"page"}],"schema":"https://github.com/citation-style-language/schema/raw/master/csl-citation.json"} </w:instrText>
+        <w:instrText xml:space="preserve"> ADDIN ZOTERO_ITEM CSL_CITATION {"citationID":"Ezjmnqw7","properties":{"formattedCitation":"[13], [14]","plainCitation":"[13], [14]","dontUpdate":true,"noteIndex":0},"citationItems":[{"id":39,"uris":["http://zotero.org/groups/6046789/items/GFXVEUE2"],"itemData":{"id":39,"type":"webpage","abstract":"In diesem Beitrag geht es um die Unterschiede sowie die Vor- und Nachteile von AGM-, Gel- und LiFePO4-Batterien.","container-title":"Batterietechnologien: Unterschiede und welche ist die richtige für mi","language":"de","title":"Batterietechnologien: Unterschiede und welche ist die richtige für mi","title-short":"Batterietechnologien","URL":"https://www.ective.de/blog/batterietechnologien-unterschiede-und-die-richtige-fuer-mich","accessed":{"date-parts":[["2026",2,17]]}},"label":"page"},{"id":40,"uris":["http://zotero.org/groups/6046789/items/E6HEMQYX"],"itemData":{"id":40,"type":"webpage","abstract":"Sie suchen eine Batterie für das Boot oder den Wohnwagen? AGM oder Lithium?","language":"de","title":"2.1 AGM vs. Lithium - Was ist besser?","URL":"http://greenboatsolutions.de/ratgeber/agm-vs-lithium?srsltid=AfmBOoq4MEVKskN6v5GYbOgMlML4Zs3DHCf-YTXt-HHQTaIWApUYtA6a","accessed":{"date-parts":[["2026",2,17]]}},"label":"page"}],"schema":"https://github.com/citation-style-language/schema/raw/master/csl-citation.json"} </w:instrText>
       </w:r>
       <w:r>
         <w:rPr>
@@ -646,7 +646,7 @@
         <w:rPr>
           <w:rFonts w:cs="Arial"/>
         </w:rPr>
-        <w:instrText xml:space="preserve"> ADDIN ZOTERO_ITEM CSL_CITATION {"citationID":"XqOC7tlL","properties":{"formattedCitation":"[13], [14]","plainCitation":"[13], [14]","noteIndex":0},"citationItems":[{"id":39,"uris":["http://zotero.org/groups/6046789/items/GFXVEUE2"],"itemData":{"id":39,"type":"webpage","abstract":"In diesem Beitrag geht es um die Unterschiede sowie die Vor- und Nachteile von AGM-, Gel- und LiFePO4-Batterien.","container-title":"Batterietechnologien: Unterschiede und welche ist die richtige für mi","language":"de","title":"Batterietechnologien: Unterschiede und welche ist die richtige für mi","title-short":"Batterietechnologien","URL":"https://www.ective.de/blog/batterietechnologien-unterschiede-und-die-richtige-fuer-mich","accessed":{"date-parts":[["2026",2,17]]}},"label":"page"},{"id":40,"uris":["http://zotero.org/groups/6046789/items/E6HEMQYX"],"itemData":{"id":40,"type":"webpage","abstract":"Sie suchen eine Batterie für das Boot oder den Wohnwagen? AGM oder Lithium?","language":"de","title":"2.1 AGM vs. Lithium - Was ist besser?","URL":"http://greenboatsolutions.de/ratgeber/agm-vs-lithium?srsltid=AfmBOoq4MEVKskN6v5GYbOgMlML4Zs3DHCf-YTXt-HHQTaIWApUYtA6a","accessed":{"date-parts":[["2026",2,17]]}},"label":"page"}],"schema":"https://github.com/citation-style-language/schema/raw/master/csl-citation.json"} </w:instrText>
+        <w:instrText xml:space="preserve"> ADDIN ZOTERO_ITEM CSL_CITATION {"citationID":"XqOC7tlL","properties":{"formattedCitation":"[13], [14]","plainCitation":"[13], [14]","dontUpdate":true,"noteIndex":0},"citationItems":[{"id":39,"uris":["http://zotero.org/groups/6046789/items/GFXVEUE2"],"itemData":{"id":39,"type":"webpage","abstract":"In diesem Beitrag geht es um die Unterschiede sowie die Vor- und Nachteile von AGM-, Gel- und LiFePO4-Batterien.","container-title":"Batterietechnologien: Unterschiede und welche ist die richtige für mi","language":"de","title":"Batterietechnologien: Unterschiede und welche ist die richtige für mi","title-short":"Batterietechnologien","URL":"https://www.ective.de/blog/batterietechnologien-unterschiede-und-die-richtige-fuer-mich","accessed":{"date-parts":[["2026",2,17]]}},"label":"page"},{"id":40,"uris":["http://zotero.org/groups/6046789/items/E6HEMQYX"],"itemData":{"id":40,"type":"webpage","abstract":"Sie suchen eine Batterie für das Boot oder den Wohnwagen? AGM oder Lithium?","language":"de","title":"2.1 AGM vs. Lithium - Was ist besser?","URL":"http://greenboatsolutions.de/ratgeber/agm-vs-lithium?srsltid=AfmBOoq4MEVKskN6v5GYbOgMlML4Zs3DHCf-YTXt-HHQTaIWApUYtA6a","accessed":{"date-parts":[["2026",2,17]]}},"label":"page"}],"schema":"https://github.com/citation-style-language/schema/raw/master/csl-citation.json"} </w:instrText>
       </w:r>
       <w:r>
         <w:rPr>
@@ -799,63 +799,74 @@
       </w:pPr>
       <w:bookmarkStart w:id="2" w:name="_Toc222266678"/>
       <w:r>
-        <w:lastRenderedPageBreak/>
         <w:t>4.5.2 Vergleich und Auswahlbegründung</w:t>
       </w:r>
       <w:bookmarkEnd w:id="2"/>
+    </w:p>
+    <w:p>
+      <w:pPr>
+        <w:ind w:firstLine="708"/>
+        <w:jc w:val="both"/>
+        <w:rPr>
+          <w:rFonts w:cs="Arial"/>
+        </w:rPr>
+      </w:pPr>
+      <w:r>
+        <w:rPr>
+          <w:rFonts w:cs="Arial"/>
+        </w:rPr>
+        <w:t>Technischer Vergleich:</w:t>
+      </w:r>
     </w:p>
     <w:tbl>
       <w:tblPr>
-        <w:tblpPr w:leftFromText="141" w:rightFromText="141" w:vertAnchor="text" w:horzAnchor="margin" w:tblpXSpec="center" w:tblpY="410"/>
+        <w:tblStyle w:val="Tabellenraster"/>
         <w:tblW w:w="0" w:type="auto"/>
-        <w:tblCellSpacing w:w="15" w:type="dxa"/>
-        <w:tblCellMar>
-          <w:top w:w="15" w:type="dxa"/>
-          <w:left w:w="15" w:type="dxa"/>
-          <w:bottom w:w="15" w:type="dxa"/>
-          <w:right w:w="15" w:type="dxa"/>
-        </w:tblCellMar>
+        <w:tblInd w:w="-5" w:type="dxa"/>
         <w:tblLook w:val="04A0" w:firstRow="1" w:lastRow="0" w:firstColumn="1" w:lastColumn="0" w:noHBand="0" w:noVBand="1"/>
       </w:tblPr>
       <w:tblGrid>
-        <w:gridCol w:w="1879"/>
-        <w:gridCol w:w="1373"/>
-        <w:gridCol w:w="1373"/>
-        <w:gridCol w:w="2241"/>
+        <w:gridCol w:w="2265"/>
+        <w:gridCol w:w="2265"/>
+        <w:gridCol w:w="2266"/>
+        <w:gridCol w:w="2266"/>
       </w:tblGrid>
       <w:tr>
-        <w:trPr>
-          <w:tblHeader/>
-          <w:tblCellSpacing w:w="15" w:type="dxa"/>
-        </w:trPr>
-        <w:tc>
-          <w:tcPr>
-            <w:tcW w:w="0" w:type="auto"/>
-            <w:vAlign w:val="center"/>
-            <w:hideMark/>
-          </w:tcPr>
-          <w:p>
-            <w:pPr>
-              <w:rPr>
-                <w:rFonts w:cs="Arial"/>
-              </w:rPr>
-            </w:pPr>
-            <w:r>
-              <w:rPr>
-                <w:rFonts w:cs="Arial"/>
-              </w:rPr>
+        <w:tc>
+          <w:tcPr>
+            <w:tcW w:w="2265" w:type="dxa"/>
+            <w:tcBorders>
+              <w:bottom w:val="single" w:sz="12" w:space="0" w:color="auto"/>
+              <w:right w:val="single" w:sz="12" w:space="0" w:color="auto"/>
+            </w:tcBorders>
+          </w:tcPr>
+          <w:p>
+            <w:pPr>
+              <w:jc w:val="center"/>
+              <w:rPr>
+                <w:rFonts w:cs="Arial"/>
+              </w:rPr>
+            </w:pPr>
+            <w:r>
+              <w:rPr>
+                <w:rFonts w:cs="Arial"/>
+              </w:rPr>
+              <w:lastRenderedPageBreak/>
               <w:t>Kriterium</w:t>
             </w:r>
           </w:p>
         </w:tc>
         <w:tc>
           <w:tcPr>
-            <w:tcW w:w="0" w:type="auto"/>
-            <w:vAlign w:val="center"/>
-            <w:hideMark/>
-          </w:tcPr>
-          <w:p>
-            <w:pPr>
+            <w:tcW w:w="2265" w:type="dxa"/>
+            <w:tcBorders>
+              <w:left w:val="single" w:sz="12" w:space="0" w:color="auto"/>
+              <w:bottom w:val="single" w:sz="12" w:space="0" w:color="auto"/>
+            </w:tcBorders>
+          </w:tcPr>
+          <w:p>
+            <w:pPr>
+              <w:jc w:val="center"/>
               <w:rPr>
                 <w:rFonts w:cs="Arial"/>
               </w:rPr>
@@ -870,12 +881,14 @@
         </w:tc>
         <w:tc>
           <w:tcPr>
-            <w:tcW w:w="0" w:type="auto"/>
-            <w:vAlign w:val="center"/>
-            <w:hideMark/>
-          </w:tcPr>
-          <w:p>
-            <w:pPr>
+            <w:tcW w:w="2266" w:type="dxa"/>
+            <w:tcBorders>
+              <w:bottom w:val="single" w:sz="12" w:space="0" w:color="auto"/>
+            </w:tcBorders>
+          </w:tcPr>
+          <w:p>
+            <w:pPr>
+              <w:jc w:val="center"/>
               <w:rPr>
                 <w:rFonts w:cs="Arial"/>
               </w:rPr>
@@ -890,12 +903,14 @@
         </w:tc>
         <w:tc>
           <w:tcPr>
-            <w:tcW w:w="0" w:type="auto"/>
-            <w:vAlign w:val="center"/>
-            <w:hideMark/>
-          </w:tcPr>
-          <w:p>
-            <w:pPr>
+            <w:tcW w:w="2266" w:type="dxa"/>
+            <w:tcBorders>
+              <w:bottom w:val="single" w:sz="12" w:space="0" w:color="auto"/>
+            </w:tcBorders>
+          </w:tcPr>
+          <w:p>
+            <w:pPr>
+              <w:jc w:val="center"/>
               <w:rPr>
                 <w:rFonts w:cs="Arial"/>
               </w:rPr>
@@ -910,17 +925,17 @@
         </w:tc>
       </w:tr>
       <w:tr>
-        <w:trPr>
-          <w:tblCellSpacing w:w="15" w:type="dxa"/>
-        </w:trPr>
-        <w:tc>
-          <w:tcPr>
-            <w:tcW w:w="0" w:type="auto"/>
-            <w:vAlign w:val="center"/>
-            <w:hideMark/>
-          </w:tcPr>
-          <w:p>
-            <w:pPr>
+        <w:tc>
+          <w:tcPr>
+            <w:tcW w:w="2265" w:type="dxa"/>
+            <w:tcBorders>
+              <w:top w:val="single" w:sz="12" w:space="0" w:color="auto"/>
+              <w:right w:val="single" w:sz="12" w:space="0" w:color="auto"/>
+            </w:tcBorders>
+          </w:tcPr>
+          <w:p>
+            <w:pPr>
+              <w:jc w:val="center"/>
               <w:rPr>
                 <w:rFonts w:cs="Arial"/>
               </w:rPr>
@@ -935,113 +950,83 @@
         </w:tc>
         <w:tc>
           <w:tcPr>
-            <w:tcW w:w="0" w:type="auto"/>
-            <w:vAlign w:val="center"/>
-            <w:hideMark/>
-          </w:tcPr>
-          <w:p>
-            <w:pPr>
-              <w:rPr>
-                <w:rFonts w:cs="Arial"/>
-              </w:rPr>
-            </w:pPr>
-            <w:r>
-              <w:rPr>
-                <w:rFonts w:cs="Arial"/>
-              </w:rPr>
-              <w:t>55</w:t>
-            </w:r>
-            <w:r>
-              <w:rPr>
-                <w:rFonts w:cs="Arial"/>
-              </w:rPr>
-              <w:t> </w:t>
-            </w:r>
-            <w:r>
-              <w:rPr>
-                <w:rFonts w:cs="Arial"/>
-              </w:rPr>
-              <w:t>%</w:t>
-            </w:r>
-          </w:p>
-        </w:tc>
-        <w:tc>
-          <w:tcPr>
-            <w:tcW w:w="0" w:type="auto"/>
-            <w:vAlign w:val="center"/>
-            <w:hideMark/>
-          </w:tcPr>
-          <w:p>
-            <w:pPr>
-              <w:rPr>
-                <w:rFonts w:cs="Arial"/>
-              </w:rPr>
-            </w:pPr>
-            <w:r>
-              <w:rPr>
-                <w:rFonts w:cs="Arial"/>
-              </w:rPr>
-              <w:t>65</w:t>
-            </w:r>
-            <w:r>
-              <w:rPr>
-                <w:rFonts w:cs="Arial"/>
-              </w:rPr>
-              <w:t> </w:t>
-            </w:r>
-            <w:r>
-              <w:rPr>
-                <w:rFonts w:cs="Arial"/>
-              </w:rPr>
-              <w:t>%</w:t>
-            </w:r>
-          </w:p>
-        </w:tc>
-        <w:tc>
-          <w:tcPr>
-            <w:tcW w:w="0" w:type="auto"/>
-            <w:vAlign w:val="center"/>
-            <w:hideMark/>
-          </w:tcPr>
-          <w:p>
-            <w:pPr>
-              <w:rPr>
-                <w:rFonts w:cs="Arial"/>
-              </w:rPr>
-            </w:pPr>
-            <w:r>
-              <w:rPr>
-                <w:rFonts w:cs="Arial"/>
-              </w:rPr>
-              <w:t>100</w:t>
-            </w:r>
-            <w:r>
-              <w:rPr>
-                <w:rFonts w:cs="Arial"/>
-              </w:rPr>
-              <w:t> </w:t>
-            </w:r>
-            <w:r>
-              <w:rPr>
-                <w:rFonts w:cs="Arial"/>
-              </w:rPr>
-              <w:t>%</w:t>
+            <w:tcW w:w="2265" w:type="dxa"/>
+            <w:tcBorders>
+              <w:top w:val="single" w:sz="12" w:space="0" w:color="auto"/>
+              <w:left w:val="single" w:sz="12" w:space="0" w:color="auto"/>
+            </w:tcBorders>
+          </w:tcPr>
+          <w:p>
+            <w:pPr>
+              <w:jc w:val="center"/>
+              <w:rPr>
+                <w:rFonts w:cs="Arial"/>
+              </w:rPr>
+            </w:pPr>
+            <w:r>
+              <w:rPr>
+                <w:rFonts w:cs="Arial"/>
+              </w:rPr>
+              <w:t>55 %</w:t>
+            </w:r>
+          </w:p>
+        </w:tc>
+        <w:tc>
+          <w:tcPr>
+            <w:tcW w:w="2266" w:type="dxa"/>
+            <w:tcBorders>
+              <w:top w:val="single" w:sz="12" w:space="0" w:color="auto"/>
+            </w:tcBorders>
+          </w:tcPr>
+          <w:p>
+            <w:pPr>
+              <w:jc w:val="center"/>
+              <w:rPr>
+                <w:rFonts w:cs="Arial"/>
+              </w:rPr>
+            </w:pPr>
+            <w:r>
+              <w:rPr>
+                <w:rFonts w:cs="Arial"/>
+              </w:rPr>
+              <w:t>65 %</w:t>
+            </w:r>
+          </w:p>
+        </w:tc>
+        <w:tc>
+          <w:tcPr>
+            <w:tcW w:w="2266" w:type="dxa"/>
+            <w:tcBorders>
+              <w:top w:val="single" w:sz="12" w:space="0" w:color="auto"/>
+            </w:tcBorders>
+          </w:tcPr>
+          <w:p>
+            <w:pPr>
+              <w:jc w:val="center"/>
+              <w:rPr>
+                <w:rFonts w:cs="Arial"/>
+              </w:rPr>
+            </w:pPr>
+            <w:r>
+              <w:rPr>
+                <w:rFonts w:cs="Arial"/>
+              </w:rPr>
+              <w:t>100 %</w:t>
             </w:r>
           </w:p>
         </w:tc>
       </w:tr>
       <w:tr>
-        <w:trPr>
-          <w:tblCellSpacing w:w="15" w:type="dxa"/>
-        </w:trPr>
-        <w:tc>
-          <w:tcPr>
-            <w:tcW w:w="0" w:type="auto"/>
-            <w:vAlign w:val="center"/>
-            <w:hideMark/>
-          </w:tcPr>
-          <w:p>
-            <w:pPr>
+        <w:tc>
+          <w:tcPr>
+            <w:tcW w:w="2265" w:type="dxa"/>
+            <w:tcBorders>
+              <w:right w:val="single" w:sz="12" w:space="0" w:color="auto"/>
+            </w:tcBorders>
+          </w:tcPr>
+          <w:p>
+            <w:pPr>
+              <w:jc w:val="center"/>
               <w:rPr>
                 <w:rFonts w:cs="Arial"/>
               </w:rPr>
@@ -1056,89 +1041,76 @@
         </w:tc>
         <w:tc>
           <w:tcPr>
-            <w:tcW w:w="0" w:type="auto"/>
-            <w:vAlign w:val="center"/>
-            <w:hideMark/>
-          </w:tcPr>
-          <w:p>
-            <w:pPr>
-              <w:rPr>
-                <w:rFonts w:cs="Arial"/>
-              </w:rPr>
-            </w:pPr>
-            <w:r>
-              <w:rPr>
-                <w:rFonts w:cs="Arial"/>
-              </w:rPr>
-              <w:t>500–600</w:t>
-            </w:r>
-          </w:p>
-        </w:tc>
-        <w:tc>
-          <w:tcPr>
-            <w:tcW w:w="0" w:type="auto"/>
-            <w:vAlign w:val="center"/>
-            <w:hideMark/>
-          </w:tcPr>
-          <w:p>
-            <w:pPr>
-              <w:rPr>
-                <w:rFonts w:cs="Arial"/>
-              </w:rPr>
-            </w:pPr>
-            <w:r>
-              <w:rPr>
-                <w:rFonts w:cs="Arial"/>
-              </w:rPr>
-              <w:t>700–800</w:t>
-            </w:r>
-          </w:p>
-        </w:tc>
-        <w:tc>
-          <w:tcPr>
-            <w:tcW w:w="0" w:type="auto"/>
-            <w:vAlign w:val="center"/>
-            <w:hideMark/>
-          </w:tcPr>
-          <w:p>
-            <w:pPr>
-              <w:rPr>
-                <w:rFonts w:cs="Arial"/>
-              </w:rPr>
-            </w:pPr>
-            <w:r>
-              <w:rPr>
-                <w:rFonts w:cs="Arial"/>
-              </w:rPr>
-              <w:t>mind. 4000 (80</w:t>
-            </w:r>
-            <w:r>
-              <w:rPr>
-                <w:rFonts w:cs="Arial"/>
-              </w:rPr>
-              <w:t> </w:t>
-            </w:r>
-            <w:r>
-              <w:rPr>
-                <w:rFonts w:cs="Arial"/>
-              </w:rPr>
-              <w:t>% DoD)</w:t>
+            <w:tcW w:w="2265" w:type="dxa"/>
+            <w:tcBorders>
+              <w:left w:val="single" w:sz="12" w:space="0" w:color="auto"/>
+            </w:tcBorders>
+          </w:tcPr>
+          <w:p>
+            <w:pPr>
+              <w:jc w:val="center"/>
+              <w:rPr>
+                <w:rFonts w:cs="Arial"/>
+              </w:rPr>
+            </w:pPr>
+            <w:r>
+              <w:rPr>
+                <w:rFonts w:cs="Arial"/>
+              </w:rPr>
+              <w:t>500-600</w:t>
+            </w:r>
+          </w:p>
+        </w:tc>
+        <w:tc>
+          <w:tcPr>
+            <w:tcW w:w="2266" w:type="dxa"/>
+          </w:tcPr>
+          <w:p>
+            <w:pPr>
+              <w:jc w:val="center"/>
+              <w:rPr>
+                <w:rFonts w:cs="Arial"/>
+              </w:rPr>
+            </w:pPr>
+            <w:r>
+              <w:rPr>
+                <w:rFonts w:cs="Arial"/>
+              </w:rPr>
+              <w:t>700-800</w:t>
+            </w:r>
+          </w:p>
+        </w:tc>
+        <w:tc>
+          <w:tcPr>
+            <w:tcW w:w="2266" w:type="dxa"/>
+          </w:tcPr>
+          <w:p>
+            <w:pPr>
+              <w:jc w:val="center"/>
+              <w:rPr>
+                <w:rFonts w:cs="Arial"/>
+              </w:rPr>
+            </w:pPr>
+            <w:r>
+              <w:rPr>
+                <w:rFonts w:cs="Arial"/>
+              </w:rPr>
+              <w:t>mind. 4000 (80 % DoD)</w:t>
             </w:r>
           </w:p>
         </w:tc>
       </w:tr>
       <w:tr>
-        <w:trPr>
-          <w:tblCellSpacing w:w="15" w:type="dxa"/>
-        </w:trPr>
-        <w:tc>
-          <w:tcPr>
-            <w:tcW w:w="0" w:type="auto"/>
-            <w:vAlign w:val="center"/>
-            <w:hideMark/>
-          </w:tcPr>
-          <w:p>
-            <w:pPr>
+        <w:tc>
+          <w:tcPr>
+            <w:tcW w:w="2265" w:type="dxa"/>
+            <w:tcBorders>
+              <w:right w:val="single" w:sz="12" w:space="0" w:color="auto"/>
+            </w:tcBorders>
+          </w:tcPr>
+          <w:p>
+            <w:pPr>
+              <w:jc w:val="center"/>
               <w:rPr>
                 <w:rFonts w:cs="Arial"/>
               </w:rPr>
@@ -1153,77 +1125,76 @@
         </w:tc>
         <w:tc>
           <w:tcPr>
-            <w:tcW w:w="0" w:type="auto"/>
-            <w:vAlign w:val="center"/>
-            <w:hideMark/>
-          </w:tcPr>
-          <w:p>
-            <w:pPr>
-              <w:rPr>
-                <w:rFonts w:cs="Arial"/>
-              </w:rPr>
-            </w:pPr>
-            <w:r>
-              <w:rPr>
-                <w:rFonts w:cs="Arial"/>
-              </w:rPr>
-              <w:t>25–35</w:t>
-            </w:r>
-          </w:p>
-        </w:tc>
-        <w:tc>
-          <w:tcPr>
-            <w:tcW w:w="0" w:type="auto"/>
-            <w:vAlign w:val="center"/>
-            <w:hideMark/>
-          </w:tcPr>
-          <w:p>
-            <w:pPr>
-              <w:rPr>
-                <w:rFonts w:cs="Arial"/>
-              </w:rPr>
-            </w:pPr>
-            <w:r>
-              <w:rPr>
-                <w:rFonts w:cs="Arial"/>
-              </w:rPr>
-              <w:t>25–35</w:t>
-            </w:r>
-          </w:p>
-        </w:tc>
-        <w:tc>
-          <w:tcPr>
-            <w:tcW w:w="0" w:type="auto"/>
-            <w:vAlign w:val="center"/>
-            <w:hideMark/>
-          </w:tcPr>
-          <w:p>
-            <w:pPr>
-              <w:rPr>
-                <w:rFonts w:cs="Arial"/>
-              </w:rPr>
-            </w:pPr>
-            <w:r>
-              <w:rPr>
-                <w:rFonts w:cs="Arial"/>
-              </w:rPr>
-              <w:t>8–10</w:t>
+            <w:tcW w:w="2265" w:type="dxa"/>
+            <w:tcBorders>
+              <w:left w:val="single" w:sz="12" w:space="0" w:color="auto"/>
+            </w:tcBorders>
+          </w:tcPr>
+          <w:p>
+            <w:pPr>
+              <w:jc w:val="center"/>
+              <w:rPr>
+                <w:rFonts w:cs="Arial"/>
+              </w:rPr>
+            </w:pPr>
+            <w:r>
+              <w:rPr>
+                <w:rFonts w:cs="Arial"/>
+              </w:rPr>
+              <w:t>25-35</w:t>
+            </w:r>
+          </w:p>
+        </w:tc>
+        <w:tc>
+          <w:tcPr>
+            <w:tcW w:w="2266" w:type="dxa"/>
+          </w:tcPr>
+          <w:p>
+            <w:pPr>
+              <w:jc w:val="center"/>
+              <w:rPr>
+                <w:rFonts w:cs="Arial"/>
+              </w:rPr>
+            </w:pPr>
+            <w:r>
+              <w:rPr>
+                <w:rFonts w:cs="Arial"/>
+              </w:rPr>
+              <w:t>25-35</w:t>
+            </w:r>
+          </w:p>
+        </w:tc>
+        <w:tc>
+          <w:tcPr>
+            <w:tcW w:w="2266" w:type="dxa"/>
+          </w:tcPr>
+          <w:p>
+            <w:pPr>
+              <w:jc w:val="center"/>
+              <w:rPr>
+                <w:rFonts w:cs="Arial"/>
+              </w:rPr>
+            </w:pPr>
+            <w:r>
+              <w:rPr>
+                <w:rFonts w:cs="Arial"/>
+              </w:rPr>
+              <w:t>8-10</w:t>
             </w:r>
           </w:p>
         </w:tc>
       </w:tr>
       <w:tr>
-        <w:trPr>
-          <w:tblCellSpacing w:w="15" w:type="dxa"/>
-        </w:trPr>
-        <w:tc>
-          <w:tcPr>
-            <w:tcW w:w="0" w:type="auto"/>
-            <w:vAlign w:val="center"/>
-            <w:hideMark/>
-          </w:tcPr>
-          <w:p>
-            <w:pPr>
+        <w:tc>
+          <w:tcPr>
+            <w:tcW w:w="2265" w:type="dxa"/>
+            <w:tcBorders>
+              <w:right w:val="single" w:sz="12" w:space="0" w:color="auto"/>
+            </w:tcBorders>
+          </w:tcPr>
+          <w:p>
+            <w:pPr>
+              <w:jc w:val="center"/>
               <w:rPr>
                 <w:rFonts w:cs="Arial"/>
               </w:rPr>
@@ -1238,113 +1209,76 @@
         </w:tc>
         <w:tc>
           <w:tcPr>
-            <w:tcW w:w="0" w:type="auto"/>
-            <w:vAlign w:val="center"/>
-            <w:hideMark/>
-          </w:tcPr>
-          <w:p>
-            <w:pPr>
-              <w:rPr>
-                <w:rFonts w:cs="Arial"/>
-              </w:rPr>
-            </w:pPr>
-            <w:r>
-              <w:rPr>
-                <w:rFonts w:cs="Arial"/>
-              </w:rPr>
-              <w:t>-20 bis +40</w:t>
-            </w:r>
-            <w:r>
-              <w:rPr>
-                <w:rFonts w:cs="Arial"/>
-              </w:rPr>
-              <w:t> </w:t>
-            </w:r>
-            <w:r>
-              <w:rPr>
-                <w:rFonts w:cs="Arial"/>
-              </w:rPr>
-              <w:t>°C</w:t>
-            </w:r>
-          </w:p>
-        </w:tc>
-        <w:tc>
-          <w:tcPr>
-            <w:tcW w:w="0" w:type="auto"/>
-            <w:vAlign w:val="center"/>
-            <w:hideMark/>
-          </w:tcPr>
-          <w:p>
-            <w:pPr>
-              <w:rPr>
-                <w:rFonts w:cs="Arial"/>
-              </w:rPr>
-            </w:pPr>
-            <w:r>
-              <w:rPr>
-                <w:rFonts w:cs="Arial"/>
-              </w:rPr>
-              <w:t>-20 bis +40</w:t>
-            </w:r>
-            <w:r>
-              <w:rPr>
-                <w:rFonts w:cs="Arial"/>
-              </w:rPr>
-              <w:t> </w:t>
-            </w:r>
-            <w:r>
-              <w:rPr>
-                <w:rFonts w:cs="Arial"/>
-              </w:rPr>
-              <w:t xml:space="preserve">°C </w:t>
-            </w:r>
-          </w:p>
-        </w:tc>
-        <w:tc>
-          <w:tcPr>
-            <w:tcW w:w="0" w:type="auto"/>
-            <w:vAlign w:val="center"/>
-            <w:hideMark/>
-          </w:tcPr>
-          <w:p>
-            <w:pPr>
-              <w:rPr>
-                <w:rFonts w:cs="Arial"/>
-              </w:rPr>
-            </w:pPr>
-            <w:r>
-              <w:rPr>
-                <w:rFonts w:cs="Arial"/>
-              </w:rPr>
-              <w:t>-20 bis +60</w:t>
-            </w:r>
-            <w:r>
-              <w:rPr>
-                <w:rFonts w:cs="Arial"/>
-              </w:rPr>
-              <w:t> </w:t>
-            </w:r>
-            <w:r>
-              <w:rPr>
-                <w:rFonts w:cs="Arial"/>
-              </w:rPr>
-              <w:t>°C</w:t>
+            <w:tcW w:w="2265" w:type="dxa"/>
+            <w:tcBorders>
+              <w:left w:val="single" w:sz="12" w:space="0" w:color="auto"/>
+            </w:tcBorders>
+          </w:tcPr>
+          <w:p>
+            <w:pPr>
+              <w:jc w:val="center"/>
+              <w:rPr>
+                <w:rFonts w:cs="Arial"/>
+              </w:rPr>
+            </w:pPr>
+            <w:r>
+              <w:rPr>
+                <w:rFonts w:cs="Arial"/>
+              </w:rPr>
+              <w:t>-20 bis +40 °C</w:t>
+            </w:r>
+          </w:p>
+        </w:tc>
+        <w:tc>
+          <w:tcPr>
+            <w:tcW w:w="2266" w:type="dxa"/>
+          </w:tcPr>
+          <w:p>
+            <w:pPr>
+              <w:jc w:val="center"/>
+              <w:rPr>
+                <w:rFonts w:cs="Arial"/>
+              </w:rPr>
+            </w:pPr>
+            <w:r>
+              <w:rPr>
+                <w:rFonts w:cs="Arial"/>
+              </w:rPr>
+              <w:t>-20 bis +40 °C</w:t>
+            </w:r>
+          </w:p>
+        </w:tc>
+        <w:tc>
+          <w:tcPr>
+            <w:tcW w:w="2266" w:type="dxa"/>
+          </w:tcPr>
+          <w:p>
+            <w:pPr>
+              <w:jc w:val="center"/>
+              <w:rPr>
+                <w:rFonts w:cs="Arial"/>
+              </w:rPr>
+            </w:pPr>
+            <w:r>
+              <w:rPr>
+                <w:rFonts w:cs="Arial"/>
+              </w:rPr>
+              <w:t>-20 bis +60 °C</w:t>
             </w:r>
           </w:p>
         </w:tc>
       </w:tr>
       <w:tr>
-        <w:trPr>
-          <w:tblCellSpacing w:w="15" w:type="dxa"/>
-        </w:trPr>
-        <w:tc>
-          <w:tcPr>
-            <w:tcW w:w="0" w:type="auto"/>
-            <w:vAlign w:val="center"/>
-            <w:hideMark/>
-          </w:tcPr>
-          <w:p>
-            <w:pPr>
+        <w:tc>
+          <w:tcPr>
+            <w:tcW w:w="2265" w:type="dxa"/>
+            <w:tcBorders>
+              <w:right w:val="single" w:sz="12" w:space="0" w:color="auto"/>
+            </w:tcBorders>
+          </w:tcPr>
+          <w:p>
+            <w:pPr>
+              <w:jc w:val="center"/>
               <w:rPr>
                 <w:rFonts w:cs="Arial"/>
               </w:rPr>
@@ -1359,12 +1293,14 @@
         </w:tc>
         <w:tc>
           <w:tcPr>
-            <w:tcW w:w="0" w:type="auto"/>
-            <w:vAlign w:val="center"/>
-            <w:hideMark/>
-          </w:tcPr>
-          <w:p>
-            <w:pPr>
+            <w:tcW w:w="2265" w:type="dxa"/>
+            <w:tcBorders>
+              <w:left w:val="single" w:sz="12" w:space="0" w:color="auto"/>
+            </w:tcBorders>
+          </w:tcPr>
+          <w:p>
+            <w:pPr>
+              <w:jc w:val="center"/>
               <w:rPr>
                 <w:rFonts w:cs="Arial"/>
               </w:rPr>
@@ -1379,12 +1315,11 @@
         </w:tc>
         <w:tc>
           <w:tcPr>
-            <w:tcW w:w="0" w:type="auto"/>
-            <w:vAlign w:val="center"/>
-            <w:hideMark/>
-          </w:tcPr>
-          <w:p>
-            <w:pPr>
+            <w:tcW w:w="2266" w:type="dxa"/>
+          </w:tcPr>
+          <w:p>
+            <w:pPr>
+              <w:jc w:val="center"/>
               <w:rPr>
                 <w:rFonts w:cs="Arial"/>
               </w:rPr>
@@ -1399,37 +1334,35 @@
         </w:tc>
         <w:tc>
           <w:tcPr>
-            <w:tcW w:w="0" w:type="auto"/>
-            <w:vAlign w:val="center"/>
-            <w:hideMark/>
-          </w:tcPr>
-          <w:p>
-            <w:pPr>
-              <w:rPr>
-                <w:rFonts w:cs="Arial"/>
-              </w:rPr>
-            </w:pPr>
-            <w:r>
-              <w:rPr>
-                <w:rFonts w:cs="Arial"/>
-              </w:rPr>
-              <w:t>Ja</w:t>
+            <w:tcW w:w="2266" w:type="dxa"/>
+          </w:tcPr>
+          <w:p>
+            <w:pPr>
+              <w:jc w:val="center"/>
+              <w:rPr>
+                <w:rFonts w:cs="Arial"/>
+              </w:rPr>
+            </w:pPr>
+            <w:r>
+              <w:rPr>
+                <w:rFonts w:cs="Arial"/>
+              </w:rPr>
+              <w:t>Ja (integriert)</w:t>
             </w:r>
           </w:p>
         </w:tc>
       </w:tr>
       <w:tr>
-        <w:trPr>
-          <w:tblCellSpacing w:w="15" w:type="dxa"/>
-        </w:trPr>
-        <w:tc>
-          <w:tcPr>
-            <w:tcW w:w="0" w:type="auto"/>
-            <w:vAlign w:val="center"/>
-            <w:hideMark/>
-          </w:tcPr>
-          <w:p>
-            <w:pPr>
+        <w:tc>
+          <w:tcPr>
+            <w:tcW w:w="2265" w:type="dxa"/>
+            <w:tcBorders>
+              <w:right w:val="single" w:sz="12" w:space="0" w:color="auto"/>
+            </w:tcBorders>
+          </w:tcPr>
+          <w:p>
+            <w:pPr>
+              <w:jc w:val="center"/>
               <w:rPr>
                 <w:rFonts w:cs="Arial"/>
               </w:rPr>
@@ -1444,12 +1377,14 @@
         </w:tc>
         <w:tc>
           <w:tcPr>
-            <w:tcW w:w="0" w:type="auto"/>
-            <w:vAlign w:val="center"/>
-            <w:hideMark/>
-          </w:tcPr>
-          <w:p>
-            <w:pPr>
+            <w:tcW w:w="2265" w:type="dxa"/>
+            <w:tcBorders>
+              <w:left w:val="single" w:sz="12" w:space="0" w:color="auto"/>
+            </w:tcBorders>
+          </w:tcPr>
+          <w:p>
+            <w:pPr>
+              <w:jc w:val="center"/>
               <w:rPr>
                 <w:rFonts w:cs="Arial"/>
               </w:rPr>
@@ -1464,12 +1399,11 @@
         </w:tc>
         <w:tc>
           <w:tcPr>
-            <w:tcW w:w="0" w:type="auto"/>
-            <w:vAlign w:val="center"/>
-            <w:hideMark/>
-          </w:tcPr>
-          <w:p>
-            <w:pPr>
+            <w:tcW w:w="2266" w:type="dxa"/>
+          </w:tcPr>
+          <w:p>
+            <w:pPr>
+              <w:jc w:val="center"/>
               <w:rPr>
                 <w:rFonts w:cs="Arial"/>
               </w:rPr>
@@ -1484,12 +1418,11 @@
         </w:tc>
         <w:tc>
           <w:tcPr>
-            <w:tcW w:w="0" w:type="auto"/>
-            <w:vAlign w:val="center"/>
-            <w:hideMark/>
-          </w:tcPr>
-          <w:p>
-            <w:pPr>
+            <w:tcW w:w="2266" w:type="dxa"/>
+          </w:tcPr>
+          <w:p>
+            <w:pPr>
+              <w:jc w:val="center"/>
               <w:rPr>
                 <w:rFonts w:cs="Arial"/>
               </w:rPr>
@@ -1499,6 +1432,258 @@
                 <w:rFonts w:cs="Arial"/>
               </w:rPr>
               <w:t>über 10 Jahre</w:t>
+            </w:r>
+          </w:p>
+        </w:tc>
+      </w:tr>
+      <w:tr>
+        <w:tc>
+          <w:tcPr>
+            <w:tcW w:w="2265" w:type="dxa"/>
+            <w:tcBorders>
+              <w:right w:val="single" w:sz="12" w:space="0" w:color="auto"/>
+            </w:tcBorders>
+          </w:tcPr>
+          <w:p>
+            <w:pPr>
+              <w:jc w:val="center"/>
+              <w:rPr>
+                <w:rFonts w:cs="Arial"/>
+              </w:rPr>
+            </w:pPr>
+            <w:r>
+              <w:rPr>
+                <w:rFonts w:cs="Arial"/>
+              </w:rPr>
+              <w:t>Laden bei Frost (&lt;0 °C)</w:t>
+            </w:r>
+          </w:p>
+        </w:tc>
+        <w:tc>
+          <w:tcPr>
+            <w:tcW w:w="2265" w:type="dxa"/>
+            <w:tcBorders>
+              <w:left w:val="single" w:sz="12" w:space="0" w:color="auto"/>
+            </w:tcBorders>
+          </w:tcPr>
+          <w:p>
+            <w:pPr>
+              <w:jc w:val="center"/>
+              <w:rPr>
+                <w:rFonts w:cs="Arial"/>
+              </w:rPr>
+            </w:pPr>
+            <w:r>
+              <w:rPr>
+                <w:rFonts w:cs="Arial"/>
+              </w:rPr>
+              <w:t>Ja (-20 bis +40 °C)</w:t>
+            </w:r>
+          </w:p>
+        </w:tc>
+        <w:tc>
+          <w:tcPr>
+            <w:tcW w:w="2266" w:type="dxa"/>
+          </w:tcPr>
+          <w:p>
+            <w:pPr>
+              <w:jc w:val="center"/>
+              <w:rPr>
+                <w:rFonts w:cs="Arial"/>
+              </w:rPr>
+            </w:pPr>
+            <w:r>
+              <w:rPr>
+                <w:rFonts w:cs="Arial"/>
+              </w:rPr>
+              <w:t>Ja (-20 bis +40 °C)</w:t>
+            </w:r>
+          </w:p>
+        </w:tc>
+        <w:tc>
+          <w:tcPr>
+            <w:tcW w:w="2266" w:type="dxa"/>
+          </w:tcPr>
+          <w:p>
+            <w:pPr>
+              <w:jc w:val="center"/>
+              <w:rPr>
+                <w:rFonts w:cs="Arial"/>
+              </w:rPr>
+            </w:pPr>
+            <w:r>
+              <w:rPr>
+                <w:rFonts w:cs="Arial"/>
+              </w:rPr>
+              <w:t>Nein (max. 0 °C)</w:t>
+            </w:r>
+          </w:p>
+        </w:tc>
+      </w:tr>
+      <w:tr>
+        <w:tc>
+          <w:tcPr>
+            <w:tcW w:w="2265" w:type="dxa"/>
+            <w:tcBorders>
+              <w:right w:val="single" w:sz="12" w:space="0" w:color="auto"/>
+            </w:tcBorders>
+          </w:tcPr>
+          <w:p>
+            <w:pPr>
+              <w:jc w:val="center"/>
+              <w:rPr>
+                <w:rFonts w:cs="Arial"/>
+              </w:rPr>
+            </w:pPr>
+            <w:r>
+              <w:rPr>
+                <w:rFonts w:cs="Arial"/>
+              </w:rPr>
+              <w:t>Ganzjähriger Outdoor-Betrieb ohne Heizung</w:t>
+            </w:r>
+          </w:p>
+        </w:tc>
+        <w:tc>
+          <w:tcPr>
+            <w:tcW w:w="2265" w:type="dxa"/>
+            <w:tcBorders>
+              <w:left w:val="single" w:sz="12" w:space="0" w:color="auto"/>
+            </w:tcBorders>
+          </w:tcPr>
+          <w:p>
+            <w:pPr>
+              <w:jc w:val="center"/>
+              <w:rPr>
+                <w:rFonts w:cs="Arial"/>
+              </w:rPr>
+            </w:pPr>
+            <w:r>
+              <w:rPr>
+                <w:rFonts w:cs="Arial"/>
+              </w:rPr>
+              <w:t>Möglich</w:t>
+            </w:r>
+          </w:p>
+        </w:tc>
+        <w:tc>
+          <w:tcPr>
+            <w:tcW w:w="2266" w:type="dxa"/>
+          </w:tcPr>
+          <w:p>
+            <w:pPr>
+              <w:jc w:val="center"/>
+              <w:rPr>
+                <w:rFonts w:cs="Arial"/>
+              </w:rPr>
+            </w:pPr>
+            <w:r>
+              <w:rPr>
+                <w:rFonts w:cs="Arial"/>
+              </w:rPr>
+              <w:t>Möglich</w:t>
+            </w:r>
+          </w:p>
+        </w:tc>
+        <w:tc>
+          <w:tcPr>
+            <w:tcW w:w="2266" w:type="dxa"/>
+          </w:tcPr>
+          <w:p>
+            <w:pPr>
+              <w:jc w:val="center"/>
+              <w:rPr>
+                <w:rFonts w:cs="Arial"/>
+              </w:rPr>
+            </w:pPr>
+            <w:r>
+              <w:rPr>
+                <w:rFonts w:cs="Arial"/>
+              </w:rPr>
+              <w:t>LT-Serie erforderlich</w:t>
+            </w:r>
+          </w:p>
+        </w:tc>
+      </w:tr>
+      <w:tr>
+        <w:tc>
+          <w:tcPr>
+            <w:tcW w:w="2265" w:type="dxa"/>
+            <w:tcBorders>
+              <w:right w:val="single" w:sz="12" w:space="0" w:color="auto"/>
+            </w:tcBorders>
+          </w:tcPr>
+          <w:p>
+            <w:pPr>
+              <w:jc w:val="center"/>
+              <w:rPr>
+                <w:rFonts w:cs="Arial"/>
+              </w:rPr>
+            </w:pPr>
+            <w:r>
+              <w:rPr>
+                <w:rFonts w:cs="Arial"/>
+              </w:rPr>
+              <w:t>Betrieb mit leistungsstarken Verbrauchern</w:t>
+            </w:r>
+          </w:p>
+        </w:tc>
+        <w:tc>
+          <w:tcPr>
+            <w:tcW w:w="2265" w:type="dxa"/>
+            <w:tcBorders>
+              <w:left w:val="single" w:sz="12" w:space="0" w:color="auto"/>
+            </w:tcBorders>
+          </w:tcPr>
+          <w:p>
+            <w:pPr>
+              <w:jc w:val="center"/>
+              <w:rPr>
+                <w:rFonts w:cs="Arial"/>
+              </w:rPr>
+            </w:pPr>
+            <w:r>
+              <w:rPr>
+                <w:rFonts w:cs="Arial"/>
+              </w:rPr>
+              <w:t>Ja</w:t>
+            </w:r>
+          </w:p>
+        </w:tc>
+        <w:tc>
+          <w:tcPr>
+            <w:tcW w:w="2266" w:type="dxa"/>
+          </w:tcPr>
+          <w:p>
+            <w:pPr>
+              <w:jc w:val="center"/>
+              <w:rPr>
+                <w:rFonts w:cs="Arial"/>
+              </w:rPr>
+            </w:pPr>
+            <w:r>
+              <w:rPr>
+                <w:rFonts w:cs="Arial"/>
+              </w:rPr>
+              <w:t>Nein (verkürzt Lebensdauer)</w:t>
+            </w:r>
+          </w:p>
+        </w:tc>
+        <w:tc>
+          <w:tcPr>
+            <w:tcW w:w="2266" w:type="dxa"/>
+          </w:tcPr>
+          <w:p>
+            <w:pPr>
+              <w:jc w:val="center"/>
+              <w:rPr>
+                <w:rFonts w:cs="Arial"/>
+              </w:rPr>
+            </w:pPr>
+            <w:r>
+              <w:rPr>
+                <w:rFonts w:cs="Arial"/>
+              </w:rPr>
+              <w:t>Ja</w:t>
             </w:r>
           </w:p>
         </w:tc>
@@ -1506,7 +1691,8 @@
     </w:tbl>
     <w:p>
       <w:pPr>
-        <w:ind w:firstLine="708"/>
+        <w:spacing w:before="120"/>
+        <w:ind w:left="708"/>
         <w:jc w:val="both"/>
         <w:rPr>
           <w:rFonts w:cs="Arial"/>
@@ -1516,7 +1702,31 @@
         <w:rPr>
           <w:rFonts w:cs="Arial"/>
         </w:rPr>
-        <w:t>Technischer Vergleich:</w:t>
+        <w:fldChar w:fldCharType="begin"/>
+      </w:r>
+      <w:r>
+        <w:rPr>
+          <w:rFonts w:cs="Arial"/>
+        </w:rPr>
+        <w:instrText xml:space="preserve"> ADDIN ZOTERO_ITEM CSL_CITATION {"citationID":"Myba2o8l","properties":{"formattedCitation":"[13], [14]","plainCitation":"[13], [14]","dontUpdate":true,"noteIndex":0},"citationItems":[{"id":39,"uris":["http://zotero.org/groups/6046789/items/GFXVEUE2"],"itemData":{"id":39,"type":"webpage","abstract":"In diesem Beitrag geht es um die Unterschiede sowie die Vor- und Nachteile von AGM-, Gel- und LiFePO4-Batterien.","container-title":"Batterietechnologien: Unterschiede und welche ist die richtige für mi","language":"de","title":"Batterietechnologien: Unterschiede und welche ist die richtige für mi","title-short":"Batterietechnologien","URL":"https://www.ective.de/blog/batterietechnologien-unterschiede-und-die-richtige-fuer-mich","accessed":{"date-parts":[["2026",2,17]]}},"label":"page"},{"id":40,"uris":["http://zotero.org/groups/6046789/items/E6HEMQYX"],"itemData":{"id":40,"type":"webpage","abstract":"Sie suchen eine Batterie für das Boot oder den Wohnwagen? AGM oder Lithium?","language":"de","title":"2.1 AGM vs. Lithium - Was ist besser?","URL":"http://greenboatsolutions.de/ratgeber/agm-vs-lithium?srsltid=AfmBOoq4MEVKskN6v5GYbOgMlML4Zs3DHCf-YTXt-HHQTaIWApUYtA6a","accessed":{"date-parts":[["2026",2,17]]}},"label":"page"}],"schema":"https://github.com/citation-style-language/schema/raw/master/csl-citation.json"} </w:instrText>
+      </w:r>
+      <w:r>
+        <w:rPr>
+          <w:rFonts w:cs="Arial"/>
+        </w:rPr>
+        <w:fldChar w:fldCharType="separate"/>
+      </w:r>
+      <w:r>
+        <w:rPr>
+          <w:rFonts w:ascii="Aptos" w:hAnsi="Aptos"/>
+        </w:rPr>
+        <w:t>[13][14]</w:t>
+      </w:r>
+      <w:r>
+        <w:rPr>
+          <w:rFonts w:cs="Arial"/>
+        </w:rPr>
+        <w:fldChar w:fldCharType="end"/>
       </w:r>
     </w:p>
     <w:p>
@@ -1527,78 +1737,144 @@
           <w:rFonts w:cs="Arial"/>
         </w:rPr>
       </w:pPr>
-    </w:p>
-    <w:p>
-      <w:pPr>
-        <w:ind w:left="708"/>
-        <w:jc w:val="both"/>
-        <w:rPr>
-          <w:rFonts w:cs="Arial"/>
-        </w:rPr>
-      </w:pPr>
-    </w:p>
-    <w:p>
-      <w:pPr>
-        <w:ind w:left="708"/>
-        <w:jc w:val="both"/>
-        <w:rPr>
-          <w:rFonts w:cs="Arial"/>
-        </w:rPr>
-      </w:pPr>
-    </w:p>
-    <w:p>
-      <w:pPr>
-        <w:ind w:left="708"/>
-        <w:jc w:val="both"/>
-        <w:rPr>
-          <w:rFonts w:cs="Arial"/>
-        </w:rPr>
-      </w:pPr>
-    </w:p>
-    <w:p>
-      <w:pPr>
-        <w:ind w:left="708"/>
-        <w:jc w:val="both"/>
-        <w:rPr>
-          <w:rFonts w:cs="Arial"/>
-        </w:rPr>
-      </w:pPr>
-    </w:p>
-    <w:p>
-      <w:pPr>
-        <w:ind w:left="708"/>
-        <w:jc w:val="both"/>
-        <w:rPr>
-          <w:rFonts w:cs="Arial"/>
-        </w:rPr>
-      </w:pPr>
-    </w:p>
-    <w:p>
-      <w:pPr>
-        <w:ind w:left="708"/>
-        <w:jc w:val="both"/>
-        <w:rPr>
-          <w:rFonts w:cs="Arial"/>
-        </w:rPr>
-      </w:pPr>
-    </w:p>
-    <w:p>
-      <w:pPr>
-        <w:ind w:left="708"/>
-        <w:jc w:val="both"/>
-        <w:rPr>
-          <w:rFonts w:cs="Arial"/>
-        </w:rPr>
-      </w:pPr>
-    </w:p>
-    <w:p>
-      <w:pPr>
-        <w:ind w:left="708"/>
-        <w:jc w:val="both"/>
-        <w:rPr>
-          <w:rFonts w:cs="Arial"/>
-        </w:rPr>
-      </w:pPr>
+      <w:r>
+        <w:rPr>
+          <w:rFonts w:cs="Arial"/>
+        </w:rPr>
+        <w:t>Die AGM Super Cycle Batterie 100</w:t>
+      </w:r>
+      <w:r>
+        <w:rPr>
+          <w:rFonts w:ascii="Arial" w:hAnsi="Arial" w:cs="Arial"/>
+        </w:rPr>
+        <w:t> </w:t>
+      </w:r>
+      <w:r>
+        <w:rPr>
+          <w:rFonts w:cs="Arial"/>
+        </w:rPr>
+        <w:t>Ah wurde f</w:t>
+      </w:r>
+      <w:r>
+        <w:rPr>
+          <w:rFonts w:ascii="Aptos" w:hAnsi="Aptos" w:cs="Aptos"/>
+        </w:rPr>
+        <w:t>ü</w:t>
+      </w:r>
+      <w:r>
+        <w:rPr>
+          <w:rFonts w:cs="Arial"/>
+        </w:rPr>
+        <w:t>r den Prototyp aufgrund projektspezifischer Anforderungen ausgew</w:t>
+      </w:r>
+      <w:r>
+        <w:rPr>
+          <w:rFonts w:ascii="Aptos" w:hAnsi="Aptos" w:cs="Aptos"/>
+        </w:rPr>
+        <w:t>ä</w:t>
+      </w:r>
+      <w:r>
+        <w:rPr>
+          <w:rFonts w:cs="Arial"/>
+        </w:rPr>
+        <w:t>hlt, insbesondere f</w:t>
+      </w:r>
+      <w:r>
+        <w:rPr>
+          <w:rFonts w:ascii="Aptos" w:hAnsi="Aptos" w:cs="Aptos"/>
+        </w:rPr>
+        <w:t>ü</w:t>
+      </w:r>
+      <w:r>
+        <w:rPr>
+          <w:rFonts w:cs="Arial"/>
+        </w:rPr>
+        <w:t>r den ganzj</w:t>
+      </w:r>
+      <w:r>
+        <w:rPr>
+          <w:rFonts w:ascii="Aptos" w:hAnsi="Aptos" w:cs="Aptos"/>
+        </w:rPr>
+        <w:t>ä</w:t>
+      </w:r>
+      <w:r>
+        <w:rPr>
+          <w:rFonts w:cs="Arial"/>
+        </w:rPr>
+        <w:t>hrigen Outdoor-Betrieb ohne zus</w:t>
+      </w:r>
+      <w:r>
+        <w:rPr>
+          <w:rFonts w:ascii="Aptos" w:hAnsi="Aptos" w:cs="Aptos"/>
+        </w:rPr>
+        <w:t>ä</w:t>
+      </w:r>
+      <w:r>
+        <w:rPr>
+          <w:rFonts w:cs="Arial"/>
+        </w:rPr>
+        <w:t>tzliche Temperaturregelung. Der im Freien montierte Schaltschrank ist Temperaturschwankungen, Feuchtigkeit und Frostperioden ausgesetzt, weshalb eine robuste und wartungsfreie Batterie erforderlich ist. AGM-Batterien k</w:t>
+      </w:r>
+      <w:r>
+        <w:rPr>
+          <w:rFonts w:ascii="Aptos" w:hAnsi="Aptos" w:cs="Aptos"/>
+        </w:rPr>
+        <w:t>ö</w:t>
+      </w:r>
+      <w:r>
+        <w:rPr>
+          <w:rFonts w:cs="Arial"/>
+        </w:rPr>
+        <w:t xml:space="preserve">nnen zwischen </w:t>
+      </w:r>
+      <w:r>
+        <w:rPr>
+          <w:rFonts w:ascii="Aptos" w:hAnsi="Aptos" w:cs="Aptos"/>
+        </w:rPr>
+        <w:t>−</w:t>
+      </w:r>
+      <w:r>
+        <w:rPr>
+          <w:rFonts w:cs="Arial"/>
+        </w:rPr>
+        <w:t>20</w:t>
+      </w:r>
+      <w:r>
+        <w:rPr>
+          <w:rFonts w:ascii="Arial" w:hAnsi="Arial" w:cs="Arial"/>
+        </w:rPr>
+        <w:t> </w:t>
+      </w:r>
+      <w:r>
+        <w:rPr>
+          <w:rFonts w:ascii="Aptos" w:hAnsi="Aptos" w:cs="Aptos"/>
+        </w:rPr>
+        <w:t>°</w:t>
+      </w:r>
+      <w:r>
+        <w:rPr>
+          <w:rFonts w:cs="Arial"/>
+        </w:rPr>
+        <w:t>C und +40</w:t>
+      </w:r>
+      <w:r>
+        <w:rPr>
+          <w:rFonts w:ascii="Arial" w:hAnsi="Arial" w:cs="Arial"/>
+        </w:rPr>
+        <w:t> </w:t>
+      </w:r>
+      <w:r>
+        <w:rPr>
+          <w:rFonts w:ascii="Aptos" w:hAnsi="Aptos" w:cs="Aptos"/>
+        </w:rPr>
+        <w:t>°</w:t>
+      </w:r>
+      <w:r>
+        <w:rPr>
+          <w:rFonts w:cs="Arial"/>
+        </w:rPr>
+        <w:t xml:space="preserve">C betrieben werden </w:t>
+      </w:r>
       <w:r>
         <w:rPr>
           <w:rFonts w:cs="Arial"/>
@@ -1609,7 +1885,7 @@
         <w:rPr>
           <w:rFonts w:cs="Arial"/>
         </w:rPr>
-        <w:instrText xml:space="preserve"> ADDIN ZOTERO_ITEM CSL_CITATION {"citationID":"Myba2o8l","properties":{"formattedCitation":"[13], [14]","plainCitation":"[13], [14]","noteIndex":0},"citationItems":[{"id":39,"uris":["http://zotero.org/groups/6046789/items/GFXVEUE2"],"itemData":{"id":39,"type":"webpage","abstract":"In diesem Beitrag geht es um die Unterschiede sowie die Vor- und Nachteile von AGM-, Gel- und LiFePO4-Batterien.","container-title":"Batterietechnologien: Unterschiede und welche ist die richtige für mi","language":"de","title":"Batterietechnologien: Unterschiede und welche ist die richtige für mi","title-short":"Batterietechnologien","URL":"https://www.ective.de/blog/batterietechnologien-unterschiede-und-die-richtige-fuer-mich","accessed":{"date-parts":[["2026",2,17]]}},"label":"page"},{"id":40,"uris":["http://zotero.org/groups/6046789/items/E6HEMQYX"],"itemData":{"id":40,"type":"webpage","abstract":"Sie suchen eine Batterie für das Boot oder den Wohnwagen? AGM oder Lithium?","language":"de","title":"2.1 AGM vs. Lithium - Was ist besser?","URL":"http://greenboatsolutions.de/ratgeber/agm-vs-lithium?srsltid=AfmBOoq4MEVKskN6v5GYbOgMlML4Zs3DHCf-YTXt-HHQTaIWApUYtA6a","accessed":{"date-parts":[["2026",2,17]]}},"label":"page"}],"schema":"https://github.com/citation-style-language/schema/raw/master/csl-citation.json"} </w:instrText>
+        <w:instrText xml:space="preserve"> ADDIN ZOTERO_ITEM CSL_CITATION {"citationID":"kEugzlGg","properties":{"formattedCitation":"[13]","plainCitation":"[13]","noteIndex":0},"citationItems":[{"id":39,"uris":["http://zotero.org/groups/6046789/items/GFXVEUE2"],"itemData":{"id":39,"type":"webpage","abstract":"In diesem Beitrag geht es um die Unterschiede sowie die Vor- und Nachteile von AGM-, Gel- und LiFePO4-Batterien.","container-title":"Batterietechnologien: Unterschiede und welche ist die richtige für mi","language":"de","title":"Batterietechnologien: Unterschiede und welche ist die richtige für mi","title-short":"Batterietechnologien","URL":"https://www.ective.de/blog/batterietechnologien-unterschiede-und-die-richtige-fuer-mich","accessed":{"date-parts":[["2026",2,17]]}}}],"schema":"https://github.com/citation-style-language/schema/raw/master/csl-citation.json"} </w:instrText>
       </w:r>
       <w:r>
         <w:rPr>
@@ -1621,6 +1897,390 @@
         <w:rPr>
           <w:rFonts w:ascii="Aptos" w:hAnsi="Aptos"/>
         </w:rPr>
+        <w:t>[13]</w:t>
+      </w:r>
+      <w:r>
+        <w:rPr>
+          <w:rFonts w:cs="Arial"/>
+        </w:rPr>
+        <w:fldChar w:fldCharType="end"/>
+      </w:r>
+      <w:r>
+        <w:rPr>
+          <w:rFonts w:cs="Arial"/>
+        </w:rPr>
+        <w:t>. Im Gegensatz dazu dürfen LiFePO4-Batterien unter 0</w:t>
+      </w:r>
+      <w:r>
+        <w:rPr>
+          <w:rFonts w:ascii="Arial" w:hAnsi="Arial" w:cs="Arial"/>
+        </w:rPr>
+        <w:t> </w:t>
+      </w:r>
+      <w:r>
+        <w:rPr>
+          <w:rFonts w:ascii="Aptos" w:hAnsi="Aptos" w:cs="Aptos"/>
+        </w:rPr>
+        <w:t>°</w:t>
+      </w:r>
+      <w:r>
+        <w:rPr>
+          <w:rFonts w:cs="Arial"/>
+        </w:rPr>
+        <w:t>C nicht geladen werden und erfordern f</w:t>
+      </w:r>
+      <w:r>
+        <w:rPr>
+          <w:rFonts w:ascii="Aptos" w:hAnsi="Aptos" w:cs="Aptos"/>
+        </w:rPr>
+        <w:t>ü</w:t>
+      </w:r>
+      <w:r>
+        <w:rPr>
+          <w:rFonts w:cs="Arial"/>
+        </w:rPr>
+        <w:t>r niedrigere Temperaturen spezielle Low-Temperature-Serien, die zus</w:t>
+      </w:r>
+      <w:r>
+        <w:rPr>
+          <w:rFonts w:ascii="Aptos" w:hAnsi="Aptos" w:cs="Aptos"/>
+        </w:rPr>
+        <w:t>ä</w:t>
+      </w:r>
+      <w:r>
+        <w:rPr>
+          <w:rFonts w:cs="Arial"/>
+        </w:rPr>
+        <w:t>tzliche Kosten verursachen und die Systemkomplexit</w:t>
+      </w:r>
+      <w:r>
+        <w:rPr>
+          <w:rFonts w:ascii="Aptos" w:hAnsi="Aptos" w:cs="Aptos"/>
+        </w:rPr>
+        <w:t>ä</w:t>
+      </w:r>
+      <w:r>
+        <w:rPr>
+          <w:rFonts w:cs="Arial"/>
+        </w:rPr>
+        <w:t>t erh</w:t>
+      </w:r>
+      <w:r>
+        <w:rPr>
+          <w:rFonts w:ascii="Aptos" w:hAnsi="Aptos" w:cs="Aptos"/>
+        </w:rPr>
+        <w:t>ö</w:t>
+      </w:r>
+      <w:r>
+        <w:rPr>
+          <w:rFonts w:cs="Arial"/>
+        </w:rPr>
+        <w:t xml:space="preserve">hen </w:t>
+      </w:r>
+      <w:r>
+        <w:rPr>
+          <w:rFonts w:cs="Arial"/>
+        </w:rPr>
+        <w:fldChar w:fldCharType="begin"/>
+      </w:r>
+      <w:r>
+        <w:rPr>
+          <w:rFonts w:cs="Arial"/>
+        </w:rPr>
+        <w:instrText xml:space="preserve"> ADDIN ZOTERO_ITEM CSL_CITATION {"citationID":"LVs95U3D","properties":{"formattedCitation":"[13]","plainCitation":"[13]","noteIndex":0},"citationItems":[{"id":39,"uris":["http://zotero.org/groups/6046789/items/GFXVEUE2"],"itemData":{"id":39,"type":"webpage","abstract":"In diesem Beitrag geht es um die Unterschiede sowie die Vor- und Nachteile von AGM-, Gel- und LiFePO4-Batterien.","container-title":"Batterietechnologien: Unterschiede und welche ist die richtige für mi","language":"de","title":"Batterietechnologien: Unterschiede und welche ist die richtige für mi","title-short":"Batterietechnologien","URL":"https://www.ective.de/blog/batterietechnologien-unterschiede-und-die-richtige-fuer-mich","accessed":{"date-parts":[["2026",2,17]]}}}],"schema":"https://github.com/citation-style-language/schema/raw/master/csl-citation.json"} </w:instrText>
+      </w:r>
+      <w:r>
+        <w:rPr>
+          <w:rFonts w:cs="Arial"/>
+        </w:rPr>
+        <w:fldChar w:fldCharType="separate"/>
+      </w:r>
+      <w:r>
+        <w:rPr>
+          <w:rFonts w:ascii="Aptos" w:hAnsi="Aptos"/>
+        </w:rPr>
+        <w:t>[13]</w:t>
+      </w:r>
+      <w:r>
+        <w:rPr>
+          <w:rFonts w:cs="Arial"/>
+        </w:rPr>
+        <w:fldChar w:fldCharType="end"/>
+      </w:r>
+      <w:r>
+        <w:rPr>
+          <w:rFonts w:cs="Arial"/>
+        </w:rPr>
+        <w:t>. AGM-Batterien sind auslaufsicher, gasungsfrei und r</w:t>
+      </w:r>
+      <w:r>
+        <w:rPr>
+          <w:rFonts w:ascii="Aptos" w:hAnsi="Aptos" w:cs="Aptos"/>
+        </w:rPr>
+        <w:t>ü</w:t>
+      </w:r>
+      <w:r>
+        <w:rPr>
+          <w:rFonts w:cs="Arial"/>
+        </w:rPr>
+        <w:t>ttelfest; das in einem Glasfaservlies gebundene Elektrolyt erm</w:t>
+      </w:r>
+      <w:r>
+        <w:rPr>
+          <w:rFonts w:ascii="Aptos" w:hAnsi="Aptos" w:cs="Aptos"/>
+        </w:rPr>
+        <w:t>ö</w:t>
+      </w:r>
+      <w:r>
+        <w:rPr>
+          <w:rFonts w:cs="Arial"/>
+        </w:rPr>
+        <w:t>glicht zudem den Betrieb in Schr</w:t>
+      </w:r>
+      <w:r>
+        <w:rPr>
+          <w:rFonts w:ascii="Aptos" w:hAnsi="Aptos" w:cs="Aptos"/>
+        </w:rPr>
+        <w:t>ä</w:t>
+      </w:r>
+      <w:r>
+        <w:rPr>
+          <w:rFonts w:cs="Arial"/>
+        </w:rPr>
+        <w:t>glage, was besonders bei Outdoor-Installationen mit gelegentlichen Ersch</w:t>
+      </w:r>
+      <w:r>
+        <w:rPr>
+          <w:rFonts w:ascii="Aptos" w:hAnsi="Aptos" w:cs="Aptos"/>
+        </w:rPr>
+        <w:t>ü</w:t>
+      </w:r>
+      <w:r>
+        <w:rPr>
+          <w:rFonts w:cs="Arial"/>
+        </w:rPr>
+        <w:t xml:space="preserve">tterungen durch Wartungsarbeiten von Vorteil ist </w:t>
+      </w:r>
+      <w:r>
+        <w:rPr>
+          <w:rFonts w:cs="Arial"/>
+        </w:rPr>
+        <w:fldChar w:fldCharType="begin"/>
+      </w:r>
+      <w:r>
+        <w:rPr>
+          <w:rFonts w:cs="Arial"/>
+        </w:rPr>
+        <w:instrText xml:space="preserve"> ADDIN ZOTERO_ITEM CSL_CITATION {"citationID":"mtVTvdD5","properties":{"formattedCitation":"[13]","plainCitation":"[13]","noteIndex":0},"citationItems":[{"id":39,"uris":["http://zotero.org/groups/6046789/items/GFXVEUE2"],"itemData":{"id":39,"type":"webpage","abstract":"In diesem Beitrag geht es um die Unterschiede sowie die Vor- und Nachteile von AGM-, Gel- und LiFePO4-Batterien.","container-title":"Batterietechnologien: Unterschiede und welche ist die richtige für mi","language":"de","title":"Batterietechnologien: Unterschiede und welche ist die richtige für mi","title-short":"Batterietechnologien","URL":"https://www.ective.de/blog/batterietechnologien-unterschiede-und-die-richtige-fuer-mich","accessed":{"date-parts":[["2026",2,17]]}}}],"schema":"https://github.com/citation-style-language/schema/raw/master/csl-citation.json"} </w:instrText>
+      </w:r>
+      <w:r>
+        <w:rPr>
+          <w:rFonts w:cs="Arial"/>
+        </w:rPr>
+        <w:fldChar w:fldCharType="separate"/>
+      </w:r>
+      <w:r>
+        <w:rPr>
+          <w:rFonts w:ascii="Aptos" w:hAnsi="Aptos"/>
+        </w:rPr>
+        <w:t>[13]</w:t>
+      </w:r>
+      <w:r>
+        <w:rPr>
+          <w:rFonts w:cs="Arial"/>
+        </w:rPr>
+        <w:fldChar w:fldCharType="end"/>
+      </w:r>
+      <w:r>
+        <w:rPr>
+          <w:rFonts w:cs="Arial"/>
+        </w:rPr>
+        <w:t>. Die Batterien liefern kurzfristig hohe Ströme, etwa beim Einschalten des MultiPlus oder bei gleichzeitiger Nutzung mehrerer Verbraucher, während Gel-Batterien eher für kontinuierliche moderate Lasten geeignet sind und bei hohen Spitzenströmen schneller altern</w:t>
+      </w:r>
+      <w:r>
+        <w:rPr>
+          <w:rFonts w:cs="Arial"/>
+        </w:rPr>
+        <w:t xml:space="preserve"> </w:t>
+      </w:r>
+      <w:r>
+        <w:rPr>
+          <w:rFonts w:cs="Arial"/>
+        </w:rPr>
+        <w:fldChar w:fldCharType="begin"/>
+      </w:r>
+      <w:r>
+        <w:rPr>
+          <w:rFonts w:cs="Arial"/>
+        </w:rPr>
+        <w:instrText xml:space="preserve"> ADDIN ZOTERO_ITEM CSL_CITATION {"citationID":"hNS09d8g","properties":{"formattedCitation":"[13]","plainCitation":"[13]","noteIndex":0},"citationItems":[{"id":39,"uris":["http://zotero.org/groups/6046789/items/GFXVEUE2"],"itemData":{"id":39,"type":"webpage","abstract":"In diesem Beitrag geht es um die Unterschiede sowie die Vor- und Nachteile von AGM-, Gel- und LiFePO4-Batterien.","container-title":"Batterietechnologien: Unterschiede und welche ist die richtige für mi","language":"de","title":"Batterietechnologien: Unterschiede und welche ist die richtige für mi","title-short":"Batterietechnologien","URL":"https://www.ective.de/blog/batterietechnologien-unterschiede-und-die-richtige-fuer-mich","accessed":{"date-parts":[["2026",2,17]]}}}],"schema":"https://github.com/citation-style-language/schema/raw/master/csl-citation.json"} </w:instrText>
+      </w:r>
+      <w:r>
+        <w:rPr>
+          <w:rFonts w:cs="Arial"/>
+        </w:rPr>
+        <w:fldChar w:fldCharType="separate"/>
+      </w:r>
+      <w:r>
+        <w:rPr>
+          <w:rFonts w:ascii="Aptos" w:hAnsi="Aptos"/>
+        </w:rPr>
+        <w:t>[13]</w:t>
+      </w:r>
+      <w:r>
+        <w:rPr>
+          <w:rFonts w:cs="Arial"/>
+        </w:rPr>
+        <w:fldChar w:fldCharType="end"/>
+      </w:r>
+      <w:r>
+        <w:rPr>
+          <w:rFonts w:cs="Arial"/>
+        </w:rPr>
+        <w:t>. AGM-Batterien benötigen kein Battery Management System</w:t>
+      </w:r>
+      <w:r>
+        <w:rPr>
+          <w:rFonts w:cs="Arial"/>
+        </w:rPr>
+        <w:t xml:space="preserve"> (BMS)</w:t>
+      </w:r>
+      <w:r>
+        <w:rPr>
+          <w:rFonts w:cs="Arial"/>
+        </w:rPr>
+        <w:t xml:space="preserve">, wodurch die Systemintegration vereinfacht wird, und tolerieren gelegentliche Tiefentladungen besser als Standard-AGM-Batterien </w:t>
+      </w:r>
+      <w:r>
+        <w:rPr>
+          <w:rFonts w:cs="Arial"/>
+        </w:rPr>
+        <w:fldChar w:fldCharType="begin"/>
+      </w:r>
+      <w:r>
+        <w:rPr>
+          <w:rFonts w:cs="Arial"/>
+        </w:rPr>
+        <w:instrText xml:space="preserve"> ADDIN ZOTERO_ITEM CSL_CITATION {"citationID":"UFTgAuDI","properties":{"formattedCitation":"[10], [13]","plainCitation":"[10], [13]","noteIndex":0},"citationItems":[{"id":32,"uris":["http://zotero.org/groups/6046789/items/2C8UVX5C"],"itemData":{"id":32,"type":"document","title":"Datasheet-AGM-Super-Cycle-battery-DE.pdf","URL":"https://www.victronenergy.de/upload/documents/Datasheet-AGM-Super-Cycle-battery-DE.pdf","accessed":{"date-parts":[["2026",2,16]]}},"label":"page"},{"id":39,"uris":["http://zotero.org/groups/6046789/items/GFXVEUE2"],"itemData":{"id":39,"type":"webpage","abstract":"In diesem Beitrag geht es um die Unterschiede sowie die Vor- und Nachteile von AGM-, Gel- und LiFePO4-Batterien.","container-title":"Batterietechnologien: Unterschiede und welche ist die richtige für mi","language":"de","title":"Batterietechnologien: Unterschiede und welche ist die richtige für mi","title-short":"Batterietechnologien","URL":"https://www.ective.de/blog/batterietechnologien-unterschiede-und-die-richtige-fuer-mich","accessed":{"date-parts":[["2026",2,17]]}},"label":"page"}],"schema":"https://github.com/citation-style-language/schema/raw/master/csl-citation.json"} </w:instrText>
+      </w:r>
+      <w:r>
+        <w:rPr>
+          <w:rFonts w:cs="Arial"/>
+        </w:rPr>
+        <w:fldChar w:fldCharType="separate"/>
+      </w:r>
+      <w:r>
+        <w:rPr>
+          <w:rFonts w:ascii="Aptos" w:hAnsi="Aptos"/>
+        </w:rPr>
+        <w:t>[10][13]</w:t>
+      </w:r>
+      <w:r>
+        <w:rPr>
+          <w:rFonts w:cs="Arial"/>
+        </w:rPr>
+        <w:fldChar w:fldCharType="end"/>
+      </w:r>
+      <w:r>
+        <w:rPr>
+          <w:rFonts w:cs="Arial"/>
+        </w:rPr>
+        <w:t>. Das höhere Gewicht von 25–35</w:t>
+      </w:r>
+      <w:r>
+        <w:rPr>
+          <w:rFonts w:ascii="Arial" w:hAnsi="Arial" w:cs="Arial"/>
+        </w:rPr>
+        <w:t> </w:t>
+      </w:r>
+      <w:r>
+        <w:rPr>
+          <w:rFonts w:cs="Arial"/>
+        </w:rPr>
+        <w:t>kg/kWh gegen</w:t>
+      </w:r>
+      <w:r>
+        <w:rPr>
+          <w:rFonts w:ascii="Aptos" w:hAnsi="Aptos" w:cs="Aptos"/>
+        </w:rPr>
+        <w:t>ü</w:t>
+      </w:r>
+      <w:r>
+        <w:rPr>
+          <w:rFonts w:cs="Arial"/>
+        </w:rPr>
+        <w:t>ber 8</w:t>
+      </w:r>
+      <w:r>
+        <w:rPr>
+          <w:rFonts w:ascii="Aptos" w:hAnsi="Aptos" w:cs="Aptos"/>
+        </w:rPr>
+        <w:t>–</w:t>
+      </w:r>
+      <w:r>
+        <w:rPr>
+          <w:rFonts w:cs="Arial"/>
+        </w:rPr>
+        <w:t>10</w:t>
+      </w:r>
+      <w:r>
+        <w:rPr>
+          <w:rFonts w:ascii="Arial" w:hAnsi="Arial" w:cs="Arial"/>
+        </w:rPr>
+        <w:t> </w:t>
+      </w:r>
+      <w:r>
+        <w:rPr>
+          <w:rFonts w:cs="Arial"/>
+        </w:rPr>
+        <w:t>kg/kWh bei LiFePO4 spielt im station</w:t>
+      </w:r>
+      <w:r>
+        <w:rPr>
+          <w:rFonts w:ascii="Aptos" w:hAnsi="Aptos" w:cs="Aptos"/>
+        </w:rPr>
+        <w:t>ä</w:t>
+      </w:r>
+      <w:r>
+        <w:rPr>
+          <w:rFonts w:cs="Arial"/>
+        </w:rPr>
+        <w:t>ren Schaltschrank keine Rolle, ist jedoch bei mobilen Anwendungen oder Dachlast-Beschr</w:t>
+      </w:r>
+      <w:r>
+        <w:rPr>
+          <w:rFonts w:ascii="Aptos" w:hAnsi="Aptos" w:cs="Aptos"/>
+        </w:rPr>
+        <w:t>ä</w:t>
+      </w:r>
+      <w:r>
+        <w:rPr>
+          <w:rFonts w:cs="Arial"/>
+        </w:rPr>
+        <w:t xml:space="preserve">nkungen relevant </w:t>
+      </w:r>
+      <w:r>
+        <w:rPr>
+          <w:rFonts w:cs="Arial"/>
+        </w:rPr>
+        <w:fldChar w:fldCharType="begin"/>
+      </w:r>
+      <w:r>
+        <w:rPr>
+          <w:rFonts w:cs="Arial"/>
+        </w:rPr>
+        <w:instrText xml:space="preserve"> ADDIN ZOTERO_ITEM CSL_CITATION {"citationID":"asPVB2rm","properties":{"formattedCitation":"[13], [14]","plainCitation":"[13], [14]","noteIndex":0},"citationItems":[{"id":39,"uris":["http://zotero.org/groups/6046789/items/GFXVEUE2"],"itemData":{"id":39,"type":"webpage","abstract":"In diesem Beitrag geht es um die Unterschiede sowie die Vor- und Nachteile von AGM-, Gel- und LiFePO4-Batterien.","container-title":"Batterietechnologien: Unterschiede und welche ist die richtige für mi","language":"de","title":"Batterietechnologien: Unterschiede und welche ist die richtige für mi","title-short":"Batterietechnologien","URL":"https://www.ective.de/blog/batterietechnologien-unterschiede-und-die-richtige-fuer-mich","accessed":{"date-parts":[["2026",2,17]]}},"label":"page"},{"id":40,"uris":["http://zotero.org/groups/6046789/items/E6HEMQYX"],"itemData":{"id":40,"type":"webpage","abstract":"Sie suchen eine Batterie für das Boot oder den Wohnwagen? AGM oder Lithium?","language":"de","title":"2.1 AGM vs. Lithium - Was ist besser?","URL":"http://greenboatsolutions.de/ratgeber/agm-vs-lithium?srsltid=AfmBOoq4MEVKskN6v5GYbOgMlML4Zs3DHCf-YTXt-HHQTaIWApUYtA6a","accessed":{"date-parts":[["2026",2,17]]}},"label":"page"}],"schema":"https://github.com/citation-style-language/schema/raw/master/csl-citation.json"} </w:instrText>
+      </w:r>
+      <w:r>
+        <w:rPr>
+          <w:rFonts w:cs="Arial"/>
+        </w:rPr>
+        <w:fldChar w:fldCharType="separate"/>
+      </w:r>
+      <w:r>
+        <w:rPr>
+          <w:rFonts w:ascii="Aptos" w:hAnsi="Aptos"/>
+        </w:rPr>
         <w:t>[13][14]</w:t>
       </w:r>
       <w:r>
@@ -1629,25 +2289,63 @@
         </w:rPr>
         <w:fldChar w:fldCharType="end"/>
       </w:r>
-    </w:p>
-    <w:p>
-      <w:pPr>
-        <w:spacing w:before="240"/>
-        <w:ind w:left="708"/>
-        <w:jc w:val="both"/>
-        <w:rPr>
-          <w:rFonts w:cs="Arial"/>
-        </w:rPr>
-      </w:pPr>
-      <w:r>
-        <w:rPr>
-          <w:rFonts w:cs="Arial"/>
-        </w:rPr>
-        <w:t>Wirtschaftliche Betrachtung: Die Anschaffungskosten für AGM-Batterien liegen bei etwa 120</w:t>
-      </w:r>
-      <w:r>
-        <w:rPr>
-          <w:rFonts w:cs="Arial"/>
+      <w:r>
+        <w:rPr>
+          <w:rFonts w:cs="Arial"/>
+        </w:rPr>
+        <w:t>. F</w:t>
+      </w:r>
+      <w:r>
+        <w:rPr>
+          <w:rFonts w:ascii="Aptos" w:hAnsi="Aptos" w:cs="Aptos"/>
+        </w:rPr>
+        <w:t>ü</w:t>
+      </w:r>
+      <w:r>
+        <w:rPr>
+          <w:rFonts w:cs="Arial"/>
+        </w:rPr>
+        <w:t xml:space="preserve">r Systeme mit geplanter Betriebsdauer </w:t>
+      </w:r>
+      <w:r>
+        <w:rPr>
+          <w:rFonts w:ascii="Aptos" w:hAnsi="Aptos" w:cs="Aptos"/>
+        </w:rPr>
+        <w:t>ü</w:t>
+      </w:r>
+      <w:r>
+        <w:rPr>
+          <w:rFonts w:cs="Arial"/>
+        </w:rPr>
+        <w:t>ber 10</w:t>
+      </w:r>
+      <w:r>
+        <w:rPr>
+          <w:rFonts w:ascii="Arial" w:hAnsi="Arial" w:cs="Arial"/>
+        </w:rPr>
+        <w:t> </w:t>
+      </w:r>
+      <w:r>
+        <w:rPr>
+          <w:rFonts w:cs="Arial"/>
+        </w:rPr>
+        <w:t>Jahre und t</w:t>
+      </w:r>
+      <w:r>
+        <w:rPr>
+          <w:rFonts w:ascii="Aptos" w:hAnsi="Aptos" w:cs="Aptos"/>
+        </w:rPr>
+        <w:t>ä</w:t>
+      </w:r>
+      <w:r>
+        <w:rPr>
+          <w:rFonts w:cs="Arial"/>
+        </w:rPr>
+        <w:t>glicher Nutzung wäre LiFePO4 aufgrund höherer Zyklenfestigkeit, 100</w:t>
+      </w:r>
+      <w:r>
+        <w:rPr>
+          <w:rFonts w:ascii="Arial" w:hAnsi="Arial" w:cs="Arial"/>
         </w:rPr>
         <w:t> </w:t>
       </w:r>
@@ -1655,19 +2353,31 @@
         <w:rPr>
           <w:rFonts w:cs="Arial"/>
         </w:rPr>
-        <w:t>€ pro kWh nutzbarer Kapazität, während LiFePO4-Batterien ab 260</w:t>
-      </w:r>
-      <w:r>
-        <w:rPr>
-          <w:rFonts w:cs="Arial"/>
-        </w:rPr>
-        <w:t> </w:t>
-      </w:r>
-      <w:r>
-        <w:rPr>
-          <w:rFonts w:cs="Arial"/>
-        </w:rPr>
-        <w:t xml:space="preserve">€ pro kWh kosten </w:t>
+        <w:t>% nutzbarer Kapazit</w:t>
+      </w:r>
+      <w:r>
+        <w:rPr>
+          <w:rFonts w:ascii="Aptos" w:hAnsi="Aptos" w:cs="Aptos"/>
+        </w:rPr>
+        <w:t>ä</w:t>
+      </w:r>
+      <w:r>
+        <w:rPr>
+          <w:rFonts w:cs="Arial"/>
+        </w:rPr>
+        <w:t>t und l</w:t>
+      </w:r>
+      <w:r>
+        <w:rPr>
+          <w:rFonts w:ascii="Aptos" w:hAnsi="Aptos" w:cs="Aptos"/>
+        </w:rPr>
+        <w:t>ä</w:t>
+      </w:r>
+      <w:r>
+        <w:rPr>
+          <w:rFonts w:cs="Arial"/>
+        </w:rPr>
+        <w:t xml:space="preserve">ngerer Lebensdauer wirtschaftlich vorteilhafter </w:t>
       </w:r>
       <w:r>
         <w:rPr>
@@ -1679,7 +2389,7 @@
         <w:rPr>
           <w:rFonts w:cs="Arial"/>
         </w:rPr>
-        <w:instrText xml:space="preserve"> ADDIN ZOTERO_ITEM CSL_CITATION {"citationID":"omydWPbB","properties":{"formattedCitation":"[14]","plainCitation":"[14]","noteIndex":0},"citationItems":[{"id":40,"uris":["http://zotero.org/groups/6046789/items/E6HEMQYX"],"itemData":{"id":40,"type":"webpage","abstract":"Sie suchen eine Batterie für das Boot oder den Wohnwagen? AGM oder Lithium?","language":"de","title":"2.1 AGM vs. Lithium - Was ist besser?","URL":"http://greenboatsolutions.de/ratgeber/agm-vs-lithium?srsltid=AfmBOoq4MEVKskN6v5GYbOgMlML4Zs3DHCf-YTXt-HHQTaIWApUYtA6a","accessed":{"date-parts":[["2026",2,17]]}}}],"schema":"https://github.com/citation-style-language/schema/raw/master/csl-citation.json"} </w:instrText>
+        <w:instrText xml:space="preserve"> ADDIN ZOTERO_ITEM CSL_CITATION {"citationID":"04gwigus","properties":{"formattedCitation":"[13], [14]","plainCitation":"[13], [14]","noteIndex":0},"citationItems":[{"id":39,"uris":["http://zotero.org/groups/6046789/items/GFXVEUE2"],"itemData":{"id":39,"type":"webpage","abstract":"In diesem Beitrag geht es um die Unterschiede sowie die Vor- und Nachteile von AGM-, Gel- und LiFePO4-Batterien.","container-title":"Batterietechnologien: Unterschiede und welche ist die richtige für mi","language":"de","title":"Batterietechnologien: Unterschiede und welche ist die richtige für mi","title-short":"Batterietechnologien","URL":"https://www.ective.de/blog/batterietechnologien-unterschiede-und-die-richtige-fuer-mich","accessed":{"date-parts":[["2026",2,17]]}},"label":"page"},{"id":40,"uris":["http://zotero.org/groups/6046789/items/E6HEMQYX"],"itemData":{"id":40,"type":"webpage","abstract":"Sie suchen eine Batterie für das Boot oder den Wohnwagen? AGM oder Lithium?","language":"de","title":"2.1 AGM vs. Lithium - Was ist besser?","URL":"http://greenboatsolutions.de/ratgeber/agm-vs-lithium?srsltid=AfmBOoq4MEVKskN6v5GYbOgMlML4Zs3DHCf-YTXt-HHQTaIWApUYtA6a","accessed":{"date-parts":[["2026",2,17]]}},"label":"page"}],"schema":"https://github.com/citation-style-language/schema/raw/master/csl-citation.json"} </w:instrText>
       </w:r>
       <w:r>
         <w:rPr>
@@ -1691,7 +2401,7 @@
         <w:rPr>
           <w:rFonts w:ascii="Aptos" w:hAnsi="Aptos"/>
         </w:rPr>
-        <w:t>[14]</w:t>
+        <w:t>[13][14]</w:t>
       </w:r>
       <w:r>
         <w:rPr>
@@ -1703,283 +2413,55 @@
         <w:rPr>
           <w:rFonts w:cs="Arial"/>
         </w:rPr>
-        <w:t>. Auf den ersten Blick erscheinen AGM-Batterien wirtschaftlicher. Bei Berücksichtigung der Lebensdauer und Zyklenzahl ergibt sich jedoch ein anderes Bild: Eine AGM-Batterie mit 500 Zyklen und 55</w:t>
-      </w:r>
-      <w:r>
-        <w:rPr>
-          <w:rFonts w:cs="Arial"/>
-        </w:rPr>
-        <w:t> </w:t>
-      </w:r>
-      <w:r>
-        <w:rPr>
-          <w:rFonts w:cs="Arial"/>
-        </w:rPr>
-        <w:t>% nutzbarer Kapazität erreicht etwa 275</w:t>
-      </w:r>
-      <w:r>
-        <w:rPr>
-          <w:rFonts w:cs="Arial"/>
-        </w:rPr>
-        <w:t> </w:t>
-      </w:r>
-      <w:r>
-        <w:rPr>
-          <w:rFonts w:cs="Arial"/>
-        </w:rPr>
-        <w:t>kWh Gesamtdurchsatz, während eine LiFePO4-Batterie mit 4000 Zyklen und 100</w:t>
-      </w:r>
-      <w:r>
-        <w:rPr>
-          <w:rFonts w:cs="Arial"/>
-        </w:rPr>
-        <w:t> </w:t>
-      </w:r>
-      <w:r>
-        <w:rPr>
-          <w:rFonts w:cs="Arial"/>
-        </w:rPr>
-        <w:t>% nutzbarer Kapazität 4000 kWh erreicht. Die Kosten pro nutzbarer Kilowattstunde über die Lebensdauer liegen somit bei AGM-Batterien bei etwa 0,44</w:t>
-      </w:r>
-      <w:r>
-        <w:rPr>
-          <w:rFonts w:cs="Arial"/>
-        </w:rPr>
-        <w:t> </w:t>
-      </w:r>
-      <w:r>
-        <w:rPr>
-          <w:rFonts w:cs="Arial"/>
-        </w:rPr>
-        <w:t>€/kWh und bei LiFePO4-Batterien bei etwa 0,0</w:t>
-      </w:r>
-      <w:r>
-        <w:rPr>
-          <w:rFonts w:cs="Arial"/>
-        </w:rPr>
-        <w:t>7 </w:t>
-      </w:r>
-      <w:r>
-        <w:rPr>
-          <w:rFonts w:cs="Arial"/>
-        </w:rPr>
-        <w:t xml:space="preserve">€/kWh </w:t>
-      </w:r>
-      <w:r>
-        <w:rPr>
-          <w:rFonts w:cs="Arial"/>
-        </w:rPr>
-        <w:fldChar w:fldCharType="begin"/>
-      </w:r>
-      <w:r>
-        <w:rPr>
-          <w:rFonts w:cs="Arial"/>
-        </w:rPr>
-        <w:instrText xml:space="preserve"> ADDIN ZOTERO_ITEM CSL_CITATION {"citationID":"wOyiLLUe","properties":{"formattedCitation":"[14]","plainCitation":"[14]","noteIndex":0},"citationItems":[{"id":40,"uris":["http://zotero.org/groups/6046789/items/E6HEMQYX"],"itemData":{"id":40,"type":"webpage","abstract":"Sie suchen eine Batterie für das Boot oder den Wohnwagen? AGM oder Lithium?","language":"de","title":"2.1 AGM vs. Lithium - Was ist besser?","URL":"http://greenboatsolutions.de/ratgeber/agm-vs-lithium?srsltid=AfmBOoq4MEVKskN6v5GYbOgMlML4Zs3DHCf-YTXt-HHQTaIWApUYtA6a","accessed":{"date-parts":[["2026",2,17]]}}}],"schema":"https://github.com/citation-style-language/schema/raw/master/csl-citation.json"} </w:instrText>
-      </w:r>
-      <w:r>
-        <w:rPr>
-          <w:rFonts w:cs="Arial"/>
-        </w:rPr>
-        <w:fldChar w:fldCharType="separate"/>
-      </w:r>
-      <w:r>
-        <w:rPr>
-          <w:rFonts w:ascii="Aptos" w:hAnsi="Aptos"/>
-        </w:rPr>
-        <w:t>[14]</w:t>
-      </w:r>
-      <w:r>
-        <w:rPr>
-          <w:rFonts w:cs="Arial"/>
-        </w:rPr>
-        <w:fldChar w:fldCharType="end"/>
-      </w:r>
-      <w:r>
-        <w:rPr>
-          <w:rFonts w:cs="Arial"/>
-        </w:rPr>
-        <w:t>.</w:t>
-      </w:r>
-    </w:p>
-    <w:p>
-      <w:pPr>
-        <w:ind w:left="708"/>
-        <w:jc w:val="both"/>
-        <w:rPr>
-          <w:rFonts w:cs="Arial"/>
-        </w:rPr>
-      </w:pPr>
-      <w:r>
-        <w:rPr>
-          <w:rFonts w:cs="Arial"/>
-        </w:rPr>
-        <w:t>Auswahlbegründung für den Prototyp: Für den 0,7</w:t>
-      </w:r>
-      <w:r>
-        <w:rPr>
-          <w:rFonts w:cs="Arial"/>
-        </w:rPr>
-        <w:t> </w:t>
-      </w:r>
-      <w:r>
-        <w:rPr>
-          <w:rFonts w:cs="Arial"/>
-        </w:rPr>
-        <w:t>m² Prototyp wurde die AGM Super Cycle Batterie 100</w:t>
-      </w:r>
-      <w:r>
-        <w:rPr>
-          <w:rFonts w:cs="Arial"/>
-        </w:rPr>
-        <w:t> </w:t>
-      </w:r>
-      <w:r>
-        <w:rPr>
-          <w:rFonts w:cs="Arial"/>
-        </w:rPr>
-        <w:t>Ah gewählt. Diese Entscheidung basiert auf mehreren Faktoren: Das System dient primär als Demonstrationssystem im Rahmen der Diplomarbeit mit einer Projektlaufzeit von 1–2 Jahren. In diesem Zeitraum sind etwa 365–730 Zyklen zu erwarten, was innerhalb der Zyklenfestigkeit der AGM-Technologie liegt</w:t>
-      </w:r>
-      <w:r>
-        <w:rPr>
-          <w:rFonts w:cs="Arial"/>
-        </w:rPr>
-        <w:t xml:space="preserve"> </w:t>
-      </w:r>
-      <w:r>
-        <w:rPr>
-          <w:rFonts w:cs="Arial"/>
-        </w:rPr>
-        <w:fldChar w:fldCharType="begin"/>
-      </w:r>
-      <w:r>
-        <w:rPr>
-          <w:rFonts w:cs="Arial"/>
-        </w:rPr>
-        <w:instrText xml:space="preserve"> ADDIN ZOTERO_ITEM CSL_CITATION {"citationID":"DrRbZqQv","properties":{"formattedCitation":"[10]","plainCitation":"[10]","noteIndex":0},"citationItems":[{"id":32,"uris":["http://zotero.org/groups/6046789/items/2C8UVX5C"],"itemData":{"id":32,"type":"document","title":"Datasheet-AGM-Super-Cycle-battery-DE.pdf","URL":"https://www.victronenergy.de/upload/documents/Datasheet-AGM-Super-Cycle-battery-DE.pdf","accessed":{"date-parts":[["2026",2,16]]}}}],"schema":"https://github.com/citation-style-language/schema/raw/master/csl-citation.json"} </w:instrText>
-      </w:r>
-      <w:r>
-        <w:rPr>
-          <w:rFonts w:cs="Arial"/>
-        </w:rPr>
-        <w:fldChar w:fldCharType="separate"/>
-      </w:r>
-      <w:r>
-        <w:rPr>
-          <w:rFonts w:ascii="Aptos" w:hAnsi="Aptos"/>
-        </w:rPr>
-        <w:t>[10]</w:t>
-      </w:r>
-      <w:r>
-        <w:rPr>
-          <w:rFonts w:cs="Arial"/>
-        </w:rPr>
-        <w:fldChar w:fldCharType="end"/>
-      </w:r>
-      <w:r>
-        <w:rPr>
-          <w:rFonts w:cs="Arial"/>
-        </w:rPr>
-        <w:t>. Die Anschaffungskosten sind deutlich geringer als bei LiFePO4-Batterien. Das höhere Gewicht von etwa 26</w:t>
-      </w:r>
-      <w:r>
-        <w:rPr>
-          <w:rFonts w:cs="Arial"/>
-        </w:rPr>
-        <w:t> </w:t>
-      </w:r>
-      <w:r>
-        <w:rPr>
-          <w:rFonts w:cs="Arial"/>
-        </w:rPr>
-        <w:t xml:space="preserve">kg spielt bei einer stationären Installation im Schaltschrank keine Rolle </w:t>
-      </w:r>
-      <w:r>
-        <w:rPr>
-          <w:rFonts w:cs="Arial"/>
-        </w:rPr>
-        <w:fldChar w:fldCharType="begin"/>
-      </w:r>
-      <w:r>
-        <w:rPr>
-          <w:rFonts w:cs="Arial"/>
-        </w:rPr>
-        <w:instrText xml:space="preserve"> ADDIN ZOTERO_ITEM CSL_CITATION {"citationID":"bsGfkC8U","properties":{"formattedCitation":"[10]","plainCitation":"[10]","noteIndex":0},"citationItems":[{"id":32,"uris":["http://zotero.org/groups/6046789/items/2C8UVX5C"],"itemData":{"id":32,"type":"document","title":"Datasheet-AGM-Super-Cycle-battery-DE.pdf","URL":"https://www.victronenergy.de/upload/documents/Datasheet-AGM-Super-Cycle-battery-DE.pdf","accessed":{"date-parts":[["2026",2,16]]}}}],"schema":"https://github.com/citation-style-language/schema/raw/master/csl-citation.json"} </w:instrText>
-      </w:r>
-      <w:r>
-        <w:rPr>
-          <w:rFonts w:cs="Arial"/>
-        </w:rPr>
-        <w:fldChar w:fldCharType="separate"/>
-      </w:r>
-      <w:r>
-        <w:rPr>
-          <w:rFonts w:ascii="Aptos" w:hAnsi="Aptos"/>
-        </w:rPr>
-        <w:t>[10]</w:t>
-      </w:r>
-      <w:r>
-        <w:rPr>
-          <w:rFonts w:cs="Arial"/>
-        </w:rPr>
-        <w:fldChar w:fldCharType="end"/>
-      </w:r>
-      <w:r>
-        <w:rPr>
-          <w:rFonts w:cs="Arial"/>
-        </w:rPr>
-        <w:t xml:space="preserve">. AGM-Batterien benötigen kein externes BMS, was die Systemkomplexität reduziert und die Integration mit den Victron-Komponenten vereinfacht. Die Victron AGM Super Cycle Batterie verträgt gelegentliche Tiefentladungen besser als Standard-AGM-Batterien </w:t>
-      </w:r>
-      <w:r>
-        <w:rPr>
-          <w:rFonts w:cs="Arial"/>
-        </w:rPr>
-        <w:fldChar w:fldCharType="begin"/>
-      </w:r>
-      <w:r>
-        <w:rPr>
-          <w:rFonts w:cs="Arial"/>
-        </w:rPr>
-        <w:instrText xml:space="preserve"> ADDIN ZOTERO_ITEM CSL_CITATION {"citationID":"EERKTp7N","properties":{"formattedCitation":"[10]","plainCitation":"[10]","noteIndex":0},"citationItems":[{"id":32,"uris":["http://zotero.org/groups/6046789/items/2C8UVX5C"],"itemData":{"id":32,"type":"document","title":"Datasheet-AGM-Super-Cycle-battery-DE.pdf","URL":"https://www.victronenergy.de/upload/documents/Datasheet-AGM-Super-Cycle-battery-DE.pdf","accessed":{"date-parts":[["2026",2,16]]}}}],"schema":"https://github.com/citation-style-language/schema/raw/master/csl-citation.json"} </w:instrText>
-      </w:r>
-      <w:r>
-        <w:rPr>
-          <w:rFonts w:cs="Arial"/>
-        </w:rPr>
-        <w:fldChar w:fldCharType="separate"/>
-      </w:r>
-      <w:r>
-        <w:rPr>
-          <w:rFonts w:ascii="Aptos" w:hAnsi="Aptos"/>
-        </w:rPr>
-        <w:t>[10]</w:t>
-      </w:r>
-      <w:r>
-        <w:rPr>
-          <w:rFonts w:cs="Arial"/>
-        </w:rPr>
-        <w:fldChar w:fldCharType="end"/>
-      </w:r>
-      <w:r>
-        <w:rPr>
-          <w:rFonts w:cs="Arial"/>
-        </w:rPr>
-        <w:t>.</w:t>
-      </w:r>
-    </w:p>
-    <w:p>
-      <w:pPr>
-        <w:ind w:left="708"/>
-        <w:jc w:val="both"/>
-        <w:rPr>
-          <w:rFonts w:cs="Arial"/>
-        </w:rPr>
-      </w:pPr>
-      <w:r>
-        <w:rPr>
-          <w:rFonts w:cs="Arial"/>
-        </w:rPr>
-        <w:t>Für kommerzielle Anwendungen mit geplanter Betriebsdauer von über 10 Jahren und täglicher Nutzung wäre LiFePO4 aufgrund der deutlich höheren Zyklenfestigkeit, nutzbaren Kapazität und längeren Lebensdauer wirtschaftlich sinnvoller. Die höheren Anschaffungskosten amortisieren sich durch die längere Nutzungsdauer und die geringeren Kosten pro Zyklus. Bei größeren Systemen kommt zusätzlich das geringere Gewicht als Vorteil zum Tragen, insbesondere wenn Dachlasten berücksichtigt werden müssen.</w:t>
+        <w:t>. Zusammenfassend vereint die AGM Super Cycle Batterie die erforderliche Robustheit, K</w:t>
+      </w:r>
+      <w:r>
+        <w:rPr>
+          <w:rFonts w:ascii="Aptos" w:hAnsi="Aptos" w:cs="Aptos"/>
+        </w:rPr>
+        <w:t>ä</w:t>
+      </w:r>
+      <w:r>
+        <w:rPr>
+          <w:rFonts w:cs="Arial"/>
+        </w:rPr>
+        <w:t>lteresistenz, Hochstromf</w:t>
+      </w:r>
+      <w:r>
+        <w:rPr>
+          <w:rFonts w:ascii="Aptos" w:hAnsi="Aptos" w:cs="Aptos"/>
+        </w:rPr>
+        <w:t>ä</w:t>
+      </w:r>
+      <w:r>
+        <w:rPr>
+          <w:rFonts w:cs="Arial"/>
+        </w:rPr>
+        <w:t>higkeit und Wirtschaftlichkeit, wodurch sie f</w:t>
+      </w:r>
+      <w:r>
+        <w:rPr>
+          <w:rFonts w:ascii="Aptos" w:hAnsi="Aptos" w:cs="Aptos"/>
+        </w:rPr>
+        <w:t>ü</w:t>
+      </w:r>
+      <w:r>
+        <w:rPr>
+          <w:rFonts w:cs="Arial"/>
+        </w:rPr>
+        <w:t>r den Prototyp optimal geeignet ist und gleichzeitig die Systemkomplexit</w:t>
+      </w:r>
+      <w:r>
+        <w:rPr>
+          <w:rFonts w:ascii="Aptos" w:hAnsi="Aptos" w:cs="Aptos"/>
+        </w:rPr>
+        <w:t>ä</w:t>
+      </w:r>
+      <w:r>
+        <w:rPr>
+          <w:rFonts w:cs="Arial"/>
+        </w:rPr>
+        <w:t>t reduziert.</w:t>
       </w:r>
     </w:p>
     <w:p/>
@@ -2393,7 +2875,7 @@
   <w:style w:type="paragraph" w:default="1" w:styleId="Standard">
     <w:name w:val="Normal"/>
     <w:qFormat/>
-    <w:rsid w:val="00137EDC"/>
+    <w:rsid w:val="000506B1"/>
   </w:style>
   <w:style w:type="paragraph" w:styleId="berschrift1">
     <w:name w:val="heading 1"/>
@@ -2596,6 +3078,7 @@
   <w:style w:type="character" w:default="1" w:styleId="Absatz-Standardschriftart">
     <w:name w:val="Default Paragraph Font"/>
     <w:uiPriority w:val="1"/>
+    <w:semiHidden/>
     <w:unhideWhenUsed/>
   </w:style>
   <w:style w:type="table" w:default="1" w:styleId="NormaleTabelle">
@@ -2931,6 +3414,25 @@
       <w:shd w:val="clear" w:color="auto" w:fill="E1DFDD"/>
     </w:rPr>
   </w:style>
+  <w:style w:type="table" w:styleId="Tabellenraster">
+    <w:name w:val="Table Grid"/>
+    <w:basedOn w:val="NormaleTabelle"/>
+    <w:uiPriority w:val="39"/>
+    <w:rsid w:val="000506B1"/>
+    <w:pPr>
+      <w:spacing w:after="0" w:line="240" w:lineRule="auto"/>
+    </w:pPr>
+    <w:tblPr>
+      <w:tblBorders>
+        <w:top w:val="single" w:sz="4" w:space="0" w:color="auto"/>
+        <w:left w:val="single" w:sz="4" w:space="0" w:color="auto"/>
+        <w:bottom w:val="single" w:sz="4" w:space="0" w:color="auto"/>
+        <w:right w:val="single" w:sz="4" w:space="0" w:color="auto"/>
+        <w:insideH w:val="single" w:sz="4" w:space="0" w:color="auto"/>
+        <w:insideV w:val="single" w:sz="4" w:space="0" w:color="auto"/>
+      </w:tblBorders>
+    </w:tblPr>
+  </w:style>
 </w:styles>
 </file>
 
